--- a/results/tables/table6.docx
+++ b/results/tables/table6.docx
@@ -46,8 +46,8 @@
         <w:tblLook w:val="04A0" w:firstRow="1" w:lastRow="0" w:firstColumn="1" w:lastColumn="0" w:noHBand="0" w:noVBand="1"/>
       </w:tblPr>
       <w:tblGrid>
-        <w:gridCol w:w="1157"/>
-        <w:gridCol w:w="1103"/>
+        <w:gridCol w:w="1345"/>
+        <w:gridCol w:w="915"/>
         <w:gridCol w:w="1846"/>
         <w:gridCol w:w="2510"/>
       </w:tblGrid>
@@ -57,7 +57,7 @@
         </w:trPr>
         <w:tc>
           <w:tcPr>
-            <w:tcW w:w="1157" w:type="dxa"/>
+            <w:tcW w:w="1345" w:type="dxa"/>
             <w:tcMar>
               <w:top w:w="30" w:type="dxa"/>
               <w:left w:w="45" w:type="dxa"/>
@@ -94,7 +94,7 @@
         </w:tc>
         <w:tc>
           <w:tcPr>
-            <w:tcW w:w="1103" w:type="dxa"/>
+            <w:tcW w:w="915" w:type="dxa"/>
             <w:tcMar>
               <w:top w:w="30" w:type="dxa"/>
               <w:left w:w="45" w:type="dxa"/>
@@ -221,7 +221,7 @@
         </w:trPr>
         <w:tc>
           <w:tcPr>
-            <w:tcW w:w="1157" w:type="dxa"/>
+            <w:tcW w:w="1345" w:type="dxa"/>
             <w:vMerge w:val="restart"/>
             <w:tcMar>
               <w:top w:w="30" w:type="dxa"/>
@@ -266,7 +266,7 @@
         </w:tc>
         <w:tc>
           <w:tcPr>
-            <w:tcW w:w="1103" w:type="dxa"/>
+            <w:tcW w:w="915" w:type="dxa"/>
             <w:vMerge w:val="restart"/>
             <w:tcMar>
               <w:top w:w="30" w:type="dxa"/>
@@ -386,7 +386,7 @@
         </w:trPr>
         <w:tc>
           <w:tcPr>
-            <w:tcW w:w="1157" w:type="dxa"/>
+            <w:tcW w:w="1345" w:type="dxa"/>
             <w:vMerge/>
             <w:tcMar>
               <w:top w:w="30" w:type="dxa"/>
@@ -411,7 +411,7 @@
         </w:tc>
         <w:tc>
           <w:tcPr>
-            <w:tcW w:w="1103" w:type="dxa"/>
+            <w:tcW w:w="915" w:type="dxa"/>
             <w:vMerge/>
             <w:tcMar>
               <w:top w:w="30" w:type="dxa"/>
@@ -531,7 +531,7 @@
         </w:trPr>
         <w:tc>
           <w:tcPr>
-            <w:tcW w:w="1157" w:type="dxa"/>
+            <w:tcW w:w="1345" w:type="dxa"/>
             <w:vMerge/>
             <w:tcMar>
               <w:top w:w="30" w:type="dxa"/>
@@ -556,7 +556,7 @@
         </w:tc>
         <w:tc>
           <w:tcPr>
-            <w:tcW w:w="1103" w:type="dxa"/>
+            <w:tcW w:w="915" w:type="dxa"/>
             <w:vMerge/>
             <w:tcMar>
               <w:top w:w="30" w:type="dxa"/>
@@ -676,7 +676,7 @@
         </w:trPr>
         <w:tc>
           <w:tcPr>
-            <w:tcW w:w="1157" w:type="dxa"/>
+            <w:tcW w:w="1345" w:type="dxa"/>
             <w:vMerge/>
             <w:tcMar>
               <w:top w:w="30" w:type="dxa"/>
@@ -701,7 +701,7 @@
         </w:tc>
         <w:tc>
           <w:tcPr>
-            <w:tcW w:w="1103" w:type="dxa"/>
+            <w:tcW w:w="915" w:type="dxa"/>
             <w:vMerge/>
             <w:tcMar>
               <w:top w:w="30" w:type="dxa"/>
@@ -810,8 +810,6 @@
               </w:rPr>
               <w:t>6</w:t>
             </w:r>
-            <w:bookmarkStart w:id="0" w:name="_GoBack"/>
-            <w:bookmarkEnd w:id="0"/>
             <w:r>
               <w:rPr>
                 <w:rFonts w:ascii="Times New Roman" w:eastAsia="Times New Roman" w:hAnsi="Times New Roman" w:cs="Times New Roman"/>
@@ -830,7 +828,7 @@
         </w:trPr>
         <w:tc>
           <w:tcPr>
-            <w:tcW w:w="1157" w:type="dxa"/>
+            <w:tcW w:w="1345" w:type="dxa"/>
             <w:vMerge/>
             <w:tcMar>
               <w:top w:w="30" w:type="dxa"/>
@@ -855,7 +853,7 @@
         </w:tc>
         <w:tc>
           <w:tcPr>
-            <w:tcW w:w="1103" w:type="dxa"/>
+            <w:tcW w:w="915" w:type="dxa"/>
             <w:vMerge/>
             <w:tcMar>
               <w:top w:w="30" w:type="dxa"/>
@@ -984,7 +982,7 @@
         </w:trPr>
         <w:tc>
           <w:tcPr>
-            <w:tcW w:w="1157" w:type="dxa"/>
+            <w:tcW w:w="1345" w:type="dxa"/>
             <w:vMerge/>
             <w:tcMar>
               <w:top w:w="30" w:type="dxa"/>
@@ -1009,7 +1007,7 @@
         </w:tc>
         <w:tc>
           <w:tcPr>
-            <w:tcW w:w="1103" w:type="dxa"/>
+            <w:tcW w:w="915" w:type="dxa"/>
             <w:vMerge w:val="restart"/>
             <w:tcMar>
               <w:top w:w="30" w:type="dxa"/>
@@ -1165,7 +1163,7 @@
         </w:trPr>
         <w:tc>
           <w:tcPr>
-            <w:tcW w:w="1157" w:type="dxa"/>
+            <w:tcW w:w="1345" w:type="dxa"/>
             <w:vMerge/>
             <w:tcMar>
               <w:top w:w="30" w:type="dxa"/>
@@ -1190,7 +1188,7 @@
         </w:tc>
         <w:tc>
           <w:tcPr>
-            <w:tcW w:w="1103" w:type="dxa"/>
+            <w:tcW w:w="915" w:type="dxa"/>
             <w:vMerge/>
             <w:tcMar>
               <w:top w:w="30" w:type="dxa"/>
@@ -1308,7 +1306,7 @@
         </w:trPr>
         <w:tc>
           <w:tcPr>
-            <w:tcW w:w="1157" w:type="dxa"/>
+            <w:tcW w:w="1345" w:type="dxa"/>
             <w:vMerge/>
             <w:tcMar>
               <w:top w:w="30" w:type="dxa"/>
@@ -1333,7 +1331,7 @@
         </w:tc>
         <w:tc>
           <w:tcPr>
-            <w:tcW w:w="1103" w:type="dxa"/>
+            <w:tcW w:w="915" w:type="dxa"/>
             <w:vMerge/>
             <w:tcMar>
               <w:top w:w="30" w:type="dxa"/>
@@ -1451,7 +1449,7 @@
         </w:trPr>
         <w:tc>
           <w:tcPr>
-            <w:tcW w:w="1157" w:type="dxa"/>
+            <w:tcW w:w="1345" w:type="dxa"/>
             <w:vMerge/>
             <w:tcMar>
               <w:top w:w="30" w:type="dxa"/>
@@ -1476,7 +1474,7 @@
         </w:tc>
         <w:tc>
           <w:tcPr>
-            <w:tcW w:w="1103" w:type="dxa"/>
+            <w:tcW w:w="915" w:type="dxa"/>
             <w:vMerge/>
             <w:tcMar>
               <w:top w:w="30" w:type="dxa"/>
@@ -1585,7 +1583,7 @@
         </w:trPr>
         <w:tc>
           <w:tcPr>
-            <w:tcW w:w="1157" w:type="dxa"/>
+            <w:tcW w:w="1345" w:type="dxa"/>
             <w:vMerge/>
             <w:tcMar>
               <w:top w:w="30" w:type="dxa"/>
@@ -1610,7 +1608,7 @@
         </w:tc>
         <w:tc>
           <w:tcPr>
-            <w:tcW w:w="1103" w:type="dxa"/>
+            <w:tcW w:w="915" w:type="dxa"/>
             <w:vMerge/>
             <w:tcMar>
               <w:top w:w="30" w:type="dxa"/>
@@ -1728,43 +1726,7 @@
                 <w:szCs w:val="20"/>
                 <w:lang w:val="tr-TR" w:eastAsia="tr-TR"/>
               </w:rPr>
-              <w:t xml:space="preserve">(p </w:t>
-            </w:r>
-            <w:r>
-              <w:rPr>
-                <w:rFonts w:ascii="Times New Roman" w:eastAsia="Times New Roman" w:hAnsi="Times New Roman" w:cs="Times New Roman"/>
-                <w:sz w:val="20"/>
-                <w:szCs w:val="20"/>
-                <w:lang w:val="tr-TR" w:eastAsia="tr-TR"/>
-              </w:rPr>
-              <w:t xml:space="preserve">&lt; </w:t>
-            </w:r>
-            <w:r>
-              <w:rPr>
-                <w:rFonts w:ascii="Times New Roman" w:eastAsia="Times New Roman" w:hAnsi="Times New Roman" w:cs="Times New Roman"/>
-                <w:sz w:val="20"/>
-                <w:szCs w:val="20"/>
-                <w:lang w:val="tr-TR" w:eastAsia="tr-TR"/>
-              </w:rPr>
-              <w:t xml:space="preserve"> 0.00</w:t>
-            </w:r>
-            <w:r>
-              <w:rPr>
-                <w:rFonts w:ascii="Times New Roman" w:eastAsia="Times New Roman" w:hAnsi="Times New Roman" w:cs="Times New Roman"/>
-                <w:sz w:val="20"/>
-                <w:szCs w:val="20"/>
-                <w:lang w:val="tr-TR" w:eastAsia="tr-TR"/>
-              </w:rPr>
-              <w:t>1</w:t>
-            </w:r>
-            <w:r>
-              <w:rPr>
-                <w:rFonts w:ascii="Times New Roman" w:eastAsia="Times New Roman" w:hAnsi="Times New Roman" w:cs="Times New Roman"/>
-                <w:sz w:val="20"/>
-                <w:szCs w:val="20"/>
-                <w:lang w:val="tr-TR" w:eastAsia="tr-TR"/>
-              </w:rPr>
-              <w:t>)</w:t>
+              <w:t>(p &lt;  0.001)</w:t>
             </w:r>
           </w:p>
         </w:tc>
@@ -1775,7 +1737,7 @@
         </w:trPr>
         <w:tc>
           <w:tcPr>
-            <w:tcW w:w="1157" w:type="dxa"/>
+            <w:tcW w:w="1345" w:type="dxa"/>
             <w:vMerge w:val="restart"/>
             <w:tcMar>
               <w:top w:w="30" w:type="dxa"/>
@@ -1784,7 +1746,6 @@
               <w:right w:w="45" w:type="dxa"/>
             </w:tcMar>
             <w:vAlign w:val="center"/>
-            <w:hideMark/>
           </w:tcPr>
           <w:p>
             <w:pPr>
@@ -1804,7 +1765,7 @@
                 <w:szCs w:val="20"/>
                 <w:lang w:val="tr-TR" w:eastAsia="tr-TR"/>
               </w:rPr>
-              <w:t>Ensemble</w:t>
+              <w:t>Kernel-Based</w:t>
             </w:r>
             <w:proofErr w:type="spellEnd"/>
             <w:r>
@@ -1814,13 +1775,24 @@
                 <w:szCs w:val="20"/>
                 <w:lang w:val="tr-TR" w:eastAsia="tr-TR"/>
               </w:rPr>
-              <w:t xml:space="preserve"> Learning</w:t>
-            </w:r>
-          </w:p>
-        </w:tc>
-        <w:tc>
-          <w:tcPr>
-            <w:tcW w:w="1103" w:type="dxa"/>
+              <w:t xml:space="preserve"> </w:t>
+            </w:r>
+            <w:proofErr w:type="spellStart"/>
+            <w:r>
+              <w:rPr>
+                <w:rFonts w:ascii="Times New Roman" w:eastAsia="Times New Roman" w:hAnsi="Times New Roman" w:cs="Times New Roman"/>
+                <w:sz w:val="20"/>
+                <w:szCs w:val="20"/>
+                <w:lang w:val="tr-TR" w:eastAsia="tr-TR"/>
+              </w:rPr>
+              <w:t>Regression</w:t>
+            </w:r>
+            <w:proofErr w:type="spellEnd"/>
+          </w:p>
+        </w:tc>
+        <w:tc>
+          <w:tcPr>
+            <w:tcW w:w="915" w:type="dxa"/>
             <w:vMerge w:val="restart"/>
             <w:tcMar>
               <w:top w:w="30" w:type="dxa"/>
@@ -1829,18 +1801,520 @@
               <w:right w:w="45" w:type="dxa"/>
             </w:tcMar>
             <w:vAlign w:val="center"/>
-            <w:hideMark/>
-          </w:tcPr>
-          <w:p>
-            <w:pPr>
-              <w:spacing w:after="0" w:line="240" w:lineRule="auto"/>
-              <w:rPr>
-                <w:rFonts w:ascii="Times New Roman" w:eastAsia="Times New Roman" w:hAnsi="Times New Roman" w:cs="Times New Roman"/>
-                <w:sz w:val="20"/>
-                <w:szCs w:val="20"/>
-                <w:lang w:val="tr-TR" w:eastAsia="tr-TR"/>
-              </w:rPr>
-            </w:pPr>
+          </w:tcPr>
+          <w:p>
+            <w:pPr>
+              <w:spacing w:after="0" w:line="240" w:lineRule="auto"/>
+              <w:rPr>
+                <w:rFonts w:ascii="Times New Roman" w:eastAsia="Times New Roman" w:hAnsi="Times New Roman" w:cs="Times New Roman"/>
+                <w:sz w:val="20"/>
+                <w:szCs w:val="20"/>
+                <w:lang w:val="tr-TR" w:eastAsia="tr-TR"/>
+              </w:rPr>
+            </w:pPr>
+            <w:r>
+              <w:rPr>
+                <w:rFonts w:ascii="Times New Roman" w:eastAsia="Times New Roman" w:hAnsi="Times New Roman" w:cs="Times New Roman"/>
+                <w:sz w:val="20"/>
+                <w:szCs w:val="20"/>
+                <w:lang w:val="tr-TR" w:eastAsia="tr-TR"/>
+              </w:rPr>
+              <w:t>SVR</w:t>
+            </w:r>
+          </w:p>
+        </w:tc>
+        <w:tc>
+          <w:tcPr>
+            <w:tcW w:w="1846" w:type="dxa"/>
+            <w:tcMar>
+              <w:top w:w="30" w:type="dxa"/>
+              <w:left w:w="45" w:type="dxa"/>
+              <w:bottom w:w="30" w:type="dxa"/>
+              <w:right w:w="45" w:type="dxa"/>
+            </w:tcMar>
+            <w:vAlign w:val="bottom"/>
+          </w:tcPr>
+          <w:p>
+            <w:pPr>
+              <w:spacing w:after="0" w:line="240" w:lineRule="auto"/>
+              <w:rPr>
+                <w:rFonts w:ascii="Times New Roman" w:eastAsia="Times New Roman" w:hAnsi="Times New Roman" w:cs="Times New Roman"/>
+                <w:sz w:val="20"/>
+                <w:szCs w:val="20"/>
+                <w:lang w:val="tr-TR" w:eastAsia="tr-TR"/>
+              </w:rPr>
+            </w:pPr>
+            <w:r>
+              <w:rPr>
+                <w:rFonts w:ascii="Times New Roman" w:eastAsia="Times New Roman" w:hAnsi="Times New Roman" w:cs="Times New Roman"/>
+                <w:sz w:val="20"/>
+                <w:szCs w:val="20"/>
+                <w:lang w:val="tr-TR" w:eastAsia="tr-TR"/>
+              </w:rPr>
+              <w:t>R²</w:t>
+            </w:r>
+          </w:p>
+        </w:tc>
+        <w:tc>
+          <w:tcPr>
+            <w:tcW w:w="2510" w:type="dxa"/>
+            <w:vAlign w:val="bottom"/>
+          </w:tcPr>
+          <w:p>
+            <w:pPr>
+              <w:spacing w:after="0" w:line="240" w:lineRule="auto"/>
+              <w:rPr>
+                <w:rFonts w:ascii="Times New Roman" w:eastAsia="Times New Roman" w:hAnsi="Times New Roman" w:cs="Times New Roman"/>
+                <w:sz w:val="20"/>
+                <w:szCs w:val="20"/>
+                <w:lang w:val="tr-TR" w:eastAsia="tr-TR"/>
+              </w:rPr>
+            </w:pPr>
+            <w:r>
+              <w:rPr>
+                <w:rFonts w:ascii="Times New Roman" w:eastAsia="Times New Roman" w:hAnsi="Times New Roman" w:cs="Times New Roman"/>
+                <w:sz w:val="20"/>
+                <w:szCs w:val="20"/>
+                <w:lang w:val="tr-TR" w:eastAsia="tr-TR"/>
+              </w:rPr>
+              <w:t>-0.0320 ± 0.1864</w:t>
+            </w:r>
+          </w:p>
+        </w:tc>
+      </w:tr>
+      <w:tr>
+        <w:trPr>
+          <w:trHeight w:val="315"/>
+        </w:trPr>
+        <w:tc>
+          <w:tcPr>
+            <w:tcW w:w="1345" w:type="dxa"/>
+            <w:vMerge/>
+            <w:tcMar>
+              <w:top w:w="30" w:type="dxa"/>
+              <w:left w:w="45" w:type="dxa"/>
+              <w:bottom w:w="30" w:type="dxa"/>
+              <w:right w:w="45" w:type="dxa"/>
+            </w:tcMar>
+            <w:vAlign w:val="bottom"/>
+          </w:tcPr>
+          <w:p>
+            <w:pPr>
+              <w:spacing w:after="0" w:line="240" w:lineRule="auto"/>
+              <w:rPr>
+                <w:rFonts w:ascii="Times New Roman" w:eastAsia="Times New Roman" w:hAnsi="Times New Roman" w:cs="Times New Roman"/>
+                <w:sz w:val="20"/>
+                <w:szCs w:val="20"/>
+                <w:lang w:val="tr-TR" w:eastAsia="tr-TR"/>
+              </w:rPr>
+            </w:pPr>
+          </w:p>
+        </w:tc>
+        <w:tc>
+          <w:tcPr>
+            <w:tcW w:w="915" w:type="dxa"/>
+            <w:vMerge/>
+            <w:tcMar>
+              <w:top w:w="30" w:type="dxa"/>
+              <w:left w:w="45" w:type="dxa"/>
+              <w:bottom w:w="30" w:type="dxa"/>
+              <w:right w:w="45" w:type="dxa"/>
+            </w:tcMar>
+            <w:vAlign w:val="bottom"/>
+          </w:tcPr>
+          <w:p>
+            <w:pPr>
+              <w:spacing w:after="0" w:line="240" w:lineRule="auto"/>
+              <w:rPr>
+                <w:rFonts w:ascii="Times New Roman" w:eastAsia="Times New Roman" w:hAnsi="Times New Roman" w:cs="Times New Roman"/>
+                <w:sz w:val="20"/>
+                <w:szCs w:val="20"/>
+                <w:lang w:val="tr-TR" w:eastAsia="tr-TR"/>
+              </w:rPr>
+            </w:pPr>
+          </w:p>
+        </w:tc>
+        <w:tc>
+          <w:tcPr>
+            <w:tcW w:w="1846" w:type="dxa"/>
+            <w:tcMar>
+              <w:top w:w="30" w:type="dxa"/>
+              <w:left w:w="45" w:type="dxa"/>
+              <w:bottom w:w="30" w:type="dxa"/>
+              <w:right w:w="45" w:type="dxa"/>
+            </w:tcMar>
+            <w:vAlign w:val="bottom"/>
+          </w:tcPr>
+          <w:p>
+            <w:pPr>
+              <w:spacing w:after="0" w:line="240" w:lineRule="auto"/>
+              <w:rPr>
+                <w:rFonts w:ascii="Times New Roman" w:eastAsia="Times New Roman" w:hAnsi="Times New Roman" w:cs="Times New Roman"/>
+                <w:sz w:val="20"/>
+                <w:szCs w:val="20"/>
+                <w:lang w:val="tr-TR" w:eastAsia="tr-TR"/>
+              </w:rPr>
+            </w:pPr>
+            <w:r>
+              <w:rPr>
+                <w:rFonts w:ascii="Times New Roman" w:eastAsia="Times New Roman" w:hAnsi="Times New Roman" w:cs="Times New Roman"/>
+                <w:sz w:val="20"/>
+                <w:szCs w:val="20"/>
+                <w:lang w:val="tr-TR" w:eastAsia="tr-TR"/>
+              </w:rPr>
+              <w:t>N</w:t>
+            </w:r>
+            <w:r>
+              <w:rPr>
+                <w:rFonts w:ascii="Times New Roman" w:eastAsia="Times New Roman" w:hAnsi="Times New Roman" w:cs="Times New Roman"/>
+                <w:sz w:val="20"/>
+                <w:szCs w:val="20"/>
+                <w:lang w:val="tr-TR" w:eastAsia="tr-TR"/>
+              </w:rPr>
+              <w:t>MAE</w:t>
+            </w:r>
+          </w:p>
+        </w:tc>
+        <w:tc>
+          <w:tcPr>
+            <w:tcW w:w="2510" w:type="dxa"/>
+            <w:vAlign w:val="bottom"/>
+          </w:tcPr>
+          <w:p>
+            <w:pPr>
+              <w:spacing w:after="0" w:line="240" w:lineRule="auto"/>
+              <w:rPr>
+                <w:rFonts w:ascii="Times New Roman" w:eastAsia="Times New Roman" w:hAnsi="Times New Roman" w:cs="Times New Roman"/>
+                <w:sz w:val="20"/>
+                <w:szCs w:val="20"/>
+                <w:lang w:val="tr-TR" w:eastAsia="tr-TR"/>
+              </w:rPr>
+            </w:pPr>
+            <w:r>
+              <w:rPr>
+                <w:rFonts w:ascii="Times New Roman" w:eastAsia="Times New Roman" w:hAnsi="Times New Roman" w:cs="Times New Roman"/>
+                <w:sz w:val="20"/>
+                <w:szCs w:val="20"/>
+                <w:lang w:val="tr-TR" w:eastAsia="tr-TR"/>
+              </w:rPr>
+              <w:t>0.1649 ± 0.0206</w:t>
+            </w:r>
+          </w:p>
+        </w:tc>
+      </w:tr>
+      <w:tr>
+        <w:trPr>
+          <w:trHeight w:val="315"/>
+        </w:trPr>
+        <w:tc>
+          <w:tcPr>
+            <w:tcW w:w="1345" w:type="dxa"/>
+            <w:vMerge/>
+            <w:tcMar>
+              <w:top w:w="30" w:type="dxa"/>
+              <w:left w:w="45" w:type="dxa"/>
+              <w:bottom w:w="30" w:type="dxa"/>
+              <w:right w:w="45" w:type="dxa"/>
+            </w:tcMar>
+            <w:vAlign w:val="bottom"/>
+          </w:tcPr>
+          <w:p>
+            <w:pPr>
+              <w:spacing w:after="0" w:line="240" w:lineRule="auto"/>
+              <w:rPr>
+                <w:rFonts w:ascii="Times New Roman" w:eastAsia="Times New Roman" w:hAnsi="Times New Roman" w:cs="Times New Roman"/>
+                <w:sz w:val="20"/>
+                <w:szCs w:val="20"/>
+                <w:lang w:val="tr-TR" w:eastAsia="tr-TR"/>
+              </w:rPr>
+            </w:pPr>
+          </w:p>
+        </w:tc>
+        <w:tc>
+          <w:tcPr>
+            <w:tcW w:w="915" w:type="dxa"/>
+            <w:vMerge/>
+            <w:tcMar>
+              <w:top w:w="30" w:type="dxa"/>
+              <w:left w:w="45" w:type="dxa"/>
+              <w:bottom w:w="30" w:type="dxa"/>
+              <w:right w:w="45" w:type="dxa"/>
+            </w:tcMar>
+            <w:vAlign w:val="bottom"/>
+          </w:tcPr>
+          <w:p>
+            <w:pPr>
+              <w:spacing w:after="0" w:line="240" w:lineRule="auto"/>
+              <w:rPr>
+                <w:rFonts w:ascii="Times New Roman" w:eastAsia="Times New Roman" w:hAnsi="Times New Roman" w:cs="Times New Roman"/>
+                <w:sz w:val="20"/>
+                <w:szCs w:val="20"/>
+                <w:lang w:val="tr-TR" w:eastAsia="tr-TR"/>
+              </w:rPr>
+            </w:pPr>
+          </w:p>
+        </w:tc>
+        <w:tc>
+          <w:tcPr>
+            <w:tcW w:w="1846" w:type="dxa"/>
+            <w:tcMar>
+              <w:top w:w="30" w:type="dxa"/>
+              <w:left w:w="45" w:type="dxa"/>
+              <w:bottom w:w="30" w:type="dxa"/>
+              <w:right w:w="45" w:type="dxa"/>
+            </w:tcMar>
+            <w:vAlign w:val="bottom"/>
+          </w:tcPr>
+          <w:p>
+            <w:pPr>
+              <w:spacing w:after="0" w:line="240" w:lineRule="auto"/>
+              <w:rPr>
+                <w:rFonts w:ascii="Times New Roman" w:eastAsia="Times New Roman" w:hAnsi="Times New Roman" w:cs="Times New Roman"/>
+                <w:sz w:val="20"/>
+                <w:szCs w:val="20"/>
+                <w:lang w:val="tr-TR" w:eastAsia="tr-TR"/>
+              </w:rPr>
+            </w:pPr>
+            <w:r>
+              <w:rPr>
+                <w:rFonts w:ascii="Times New Roman" w:eastAsia="Times New Roman" w:hAnsi="Times New Roman" w:cs="Times New Roman"/>
+                <w:sz w:val="20"/>
+                <w:szCs w:val="20"/>
+                <w:lang w:val="tr-TR" w:eastAsia="tr-TR"/>
+              </w:rPr>
+              <w:t>N</w:t>
+            </w:r>
+            <w:r>
+              <w:rPr>
+                <w:rFonts w:ascii="Times New Roman" w:eastAsia="Times New Roman" w:hAnsi="Times New Roman" w:cs="Times New Roman"/>
+                <w:sz w:val="20"/>
+                <w:szCs w:val="20"/>
+                <w:lang w:val="tr-TR" w:eastAsia="tr-TR"/>
+              </w:rPr>
+              <w:t>MSE</w:t>
+            </w:r>
+          </w:p>
+        </w:tc>
+        <w:tc>
+          <w:tcPr>
+            <w:tcW w:w="2510" w:type="dxa"/>
+            <w:vAlign w:val="bottom"/>
+          </w:tcPr>
+          <w:p>
+            <w:pPr>
+              <w:spacing w:after="0" w:line="240" w:lineRule="auto"/>
+              <w:rPr>
+                <w:rFonts w:ascii="Times New Roman" w:eastAsia="Times New Roman" w:hAnsi="Times New Roman" w:cs="Times New Roman"/>
+                <w:sz w:val="20"/>
+                <w:szCs w:val="20"/>
+                <w:lang w:val="tr-TR" w:eastAsia="tr-TR"/>
+              </w:rPr>
+            </w:pPr>
+            <w:r>
+              <w:rPr>
+                <w:rFonts w:ascii="Times New Roman" w:eastAsia="Times New Roman" w:hAnsi="Times New Roman" w:cs="Times New Roman"/>
+                <w:sz w:val="20"/>
+                <w:szCs w:val="20"/>
+                <w:lang w:val="tr-TR" w:eastAsia="tr-TR"/>
+              </w:rPr>
+              <w:t>0.0623 ± 0.0140</w:t>
+            </w:r>
+          </w:p>
+        </w:tc>
+      </w:tr>
+      <w:tr>
+        <w:trPr>
+          <w:trHeight w:val="315"/>
+        </w:trPr>
+        <w:tc>
+          <w:tcPr>
+            <w:tcW w:w="1345" w:type="dxa"/>
+            <w:vMerge/>
+            <w:tcMar>
+              <w:top w:w="30" w:type="dxa"/>
+              <w:left w:w="45" w:type="dxa"/>
+              <w:bottom w:w="30" w:type="dxa"/>
+              <w:right w:w="45" w:type="dxa"/>
+            </w:tcMar>
+            <w:vAlign w:val="bottom"/>
+          </w:tcPr>
+          <w:p>
+            <w:pPr>
+              <w:spacing w:after="0" w:line="240" w:lineRule="auto"/>
+              <w:rPr>
+                <w:rFonts w:ascii="Times New Roman" w:eastAsia="Times New Roman" w:hAnsi="Times New Roman" w:cs="Times New Roman"/>
+                <w:sz w:val="20"/>
+                <w:szCs w:val="20"/>
+                <w:lang w:val="tr-TR" w:eastAsia="tr-TR"/>
+              </w:rPr>
+            </w:pPr>
+          </w:p>
+        </w:tc>
+        <w:tc>
+          <w:tcPr>
+            <w:tcW w:w="915" w:type="dxa"/>
+            <w:vMerge/>
+            <w:tcMar>
+              <w:top w:w="30" w:type="dxa"/>
+              <w:left w:w="45" w:type="dxa"/>
+              <w:bottom w:w="30" w:type="dxa"/>
+              <w:right w:w="45" w:type="dxa"/>
+            </w:tcMar>
+            <w:vAlign w:val="bottom"/>
+          </w:tcPr>
+          <w:p>
+            <w:pPr>
+              <w:spacing w:after="0" w:line="240" w:lineRule="auto"/>
+              <w:rPr>
+                <w:rFonts w:ascii="Times New Roman" w:eastAsia="Times New Roman" w:hAnsi="Times New Roman" w:cs="Times New Roman"/>
+                <w:sz w:val="20"/>
+                <w:szCs w:val="20"/>
+                <w:lang w:val="tr-TR" w:eastAsia="tr-TR"/>
+              </w:rPr>
+            </w:pPr>
+          </w:p>
+        </w:tc>
+        <w:tc>
+          <w:tcPr>
+            <w:tcW w:w="1846" w:type="dxa"/>
+            <w:tcMar>
+              <w:top w:w="30" w:type="dxa"/>
+              <w:left w:w="45" w:type="dxa"/>
+              <w:bottom w:w="30" w:type="dxa"/>
+              <w:right w:w="45" w:type="dxa"/>
+            </w:tcMar>
+            <w:vAlign w:val="bottom"/>
+          </w:tcPr>
+          <w:p>
+            <w:pPr>
+              <w:spacing w:after="0" w:line="240" w:lineRule="auto"/>
+              <w:rPr>
+                <w:rFonts w:ascii="Times New Roman" w:eastAsia="Times New Roman" w:hAnsi="Times New Roman" w:cs="Times New Roman"/>
+                <w:sz w:val="20"/>
+                <w:szCs w:val="20"/>
+                <w:lang w:val="tr-TR" w:eastAsia="tr-TR"/>
+              </w:rPr>
+            </w:pPr>
+            <w:r>
+              <w:rPr>
+                <w:rFonts w:ascii="Times New Roman" w:eastAsia="Times New Roman" w:hAnsi="Times New Roman" w:cs="Times New Roman"/>
+                <w:sz w:val="20"/>
+                <w:szCs w:val="20"/>
+                <w:lang w:val="tr-TR" w:eastAsia="tr-TR"/>
+              </w:rPr>
+              <w:t>MAPE (%)</w:t>
+            </w:r>
+          </w:p>
+        </w:tc>
+        <w:tc>
+          <w:tcPr>
+            <w:tcW w:w="2510" w:type="dxa"/>
+            <w:vAlign w:val="bottom"/>
+          </w:tcPr>
+          <w:p>
+            <w:pPr>
+              <w:spacing w:after="0" w:line="240" w:lineRule="auto"/>
+              <w:rPr>
+                <w:rFonts w:ascii="Times New Roman" w:eastAsia="Times New Roman" w:hAnsi="Times New Roman" w:cs="Times New Roman"/>
+                <w:sz w:val="20"/>
+                <w:szCs w:val="20"/>
+                <w:lang w:val="tr-TR" w:eastAsia="tr-TR"/>
+              </w:rPr>
+            </w:pPr>
+            <w:r>
+              <w:rPr>
+                <w:rFonts w:ascii="Times New Roman" w:eastAsia="Times New Roman" w:hAnsi="Times New Roman" w:cs="Times New Roman"/>
+                <w:sz w:val="20"/>
+                <w:szCs w:val="20"/>
+                <w:lang w:val="tr-TR" w:eastAsia="tr-TR"/>
+              </w:rPr>
+              <w:t>128.10% ± 41.27%</w:t>
+            </w:r>
+          </w:p>
+        </w:tc>
+      </w:tr>
+      <w:tr>
+        <w:trPr>
+          <w:trHeight w:val="315"/>
+        </w:trPr>
+        <w:tc>
+          <w:tcPr>
+            <w:tcW w:w="1345" w:type="dxa"/>
+            <w:vMerge/>
+            <w:tcMar>
+              <w:top w:w="30" w:type="dxa"/>
+              <w:left w:w="45" w:type="dxa"/>
+              <w:bottom w:w="30" w:type="dxa"/>
+              <w:right w:w="45" w:type="dxa"/>
+            </w:tcMar>
+            <w:vAlign w:val="bottom"/>
+          </w:tcPr>
+          <w:p>
+            <w:pPr>
+              <w:spacing w:after="0" w:line="240" w:lineRule="auto"/>
+              <w:rPr>
+                <w:rFonts w:ascii="Times New Roman" w:eastAsia="Times New Roman" w:hAnsi="Times New Roman" w:cs="Times New Roman"/>
+                <w:sz w:val="20"/>
+                <w:szCs w:val="20"/>
+                <w:lang w:val="tr-TR" w:eastAsia="tr-TR"/>
+              </w:rPr>
+            </w:pPr>
+          </w:p>
+        </w:tc>
+        <w:tc>
+          <w:tcPr>
+            <w:tcW w:w="915" w:type="dxa"/>
+            <w:vMerge/>
+            <w:tcMar>
+              <w:top w:w="30" w:type="dxa"/>
+              <w:left w:w="45" w:type="dxa"/>
+              <w:bottom w:w="30" w:type="dxa"/>
+              <w:right w:w="45" w:type="dxa"/>
+            </w:tcMar>
+            <w:vAlign w:val="bottom"/>
+          </w:tcPr>
+          <w:p>
+            <w:pPr>
+              <w:spacing w:after="0" w:line="240" w:lineRule="auto"/>
+              <w:rPr>
+                <w:rFonts w:ascii="Times New Roman" w:eastAsia="Times New Roman" w:hAnsi="Times New Roman" w:cs="Times New Roman"/>
+                <w:sz w:val="20"/>
+                <w:szCs w:val="20"/>
+                <w:lang w:val="tr-TR" w:eastAsia="tr-TR"/>
+              </w:rPr>
+            </w:pPr>
+          </w:p>
+        </w:tc>
+        <w:tc>
+          <w:tcPr>
+            <w:tcW w:w="1846" w:type="dxa"/>
+            <w:tcMar>
+              <w:top w:w="30" w:type="dxa"/>
+              <w:left w:w="45" w:type="dxa"/>
+              <w:bottom w:w="30" w:type="dxa"/>
+              <w:right w:w="45" w:type="dxa"/>
+            </w:tcMar>
+            <w:vAlign w:val="bottom"/>
+          </w:tcPr>
+          <w:p>
+            <w:pPr>
+              <w:spacing w:after="0" w:line="240" w:lineRule="auto"/>
+              <w:rPr>
+                <w:rFonts w:ascii="Times New Roman" w:eastAsia="Times New Roman" w:hAnsi="Times New Roman" w:cs="Times New Roman"/>
+                <w:sz w:val="20"/>
+                <w:szCs w:val="20"/>
+                <w:lang w:val="tr-TR" w:eastAsia="tr-TR"/>
+              </w:rPr>
+            </w:pPr>
+            <w:r>
+              <w:rPr>
+                <w:rFonts w:ascii="Times New Roman" w:eastAsia="Times New Roman" w:hAnsi="Times New Roman" w:cs="Times New Roman"/>
+                <w:sz w:val="20"/>
+                <w:szCs w:val="20"/>
+                <w:lang w:val="tr-TR" w:eastAsia="tr-TR"/>
+              </w:rPr>
+              <w:t>DM Test (</w:t>
+            </w:r>
             <w:proofErr w:type="spellStart"/>
             <w:r>
               <w:rPr>
@@ -1849,7 +2323,7 @@
                 <w:szCs w:val="20"/>
                 <w:lang w:val="tr-TR" w:eastAsia="tr-TR"/>
               </w:rPr>
-              <w:t>Random</w:t>
+              <w:t>vs</w:t>
             </w:r>
             <w:proofErr w:type="spellEnd"/>
             <w:r>
@@ -1869,9 +2343,115 @@
                 <w:szCs w:val="20"/>
                 <w:lang w:val="tr-TR" w:eastAsia="tr-TR"/>
               </w:rPr>
-              <w:t>Forest</w:t>
+              <w:t>Naive</w:t>
             </w:r>
             <w:proofErr w:type="spellEnd"/>
+            <w:r>
+              <w:rPr>
+                <w:rFonts w:ascii="Times New Roman" w:eastAsia="Times New Roman" w:hAnsi="Times New Roman" w:cs="Times New Roman"/>
+                <w:sz w:val="20"/>
+                <w:szCs w:val="20"/>
+                <w:lang w:val="tr-TR" w:eastAsia="tr-TR"/>
+              </w:rPr>
+              <w:t>)</w:t>
+            </w:r>
+          </w:p>
+        </w:tc>
+        <w:tc>
+          <w:tcPr>
+            <w:tcW w:w="2510" w:type="dxa"/>
+            <w:vAlign w:val="bottom"/>
+          </w:tcPr>
+          <w:p>
+            <w:pPr>
+              <w:spacing w:after="0" w:line="240" w:lineRule="auto"/>
+              <w:rPr>
+                <w:rFonts w:ascii="Times New Roman" w:eastAsia="Times New Roman" w:hAnsi="Times New Roman" w:cs="Times New Roman"/>
+                <w:sz w:val="20"/>
+                <w:szCs w:val="20"/>
+                <w:lang w:val="tr-TR" w:eastAsia="tr-TR"/>
+              </w:rPr>
+            </w:pPr>
+            <w:r>
+              <w:rPr>
+                <w:rFonts w:ascii="Times New Roman" w:eastAsia="Times New Roman" w:hAnsi="Times New Roman" w:cs="Times New Roman"/>
+                <w:sz w:val="20"/>
+                <w:szCs w:val="20"/>
+                <w:lang w:val="tr-TR" w:eastAsia="tr-TR"/>
+              </w:rPr>
+              <w:t>(p &lt; 0.001)</w:t>
+            </w:r>
+          </w:p>
+        </w:tc>
+      </w:tr>
+      <w:tr>
+        <w:trPr>
+          <w:trHeight w:val="315"/>
+        </w:trPr>
+        <w:tc>
+          <w:tcPr>
+            <w:tcW w:w="1345" w:type="dxa"/>
+            <w:vMerge/>
+            <w:tcMar>
+              <w:top w:w="30" w:type="dxa"/>
+              <w:left w:w="45" w:type="dxa"/>
+              <w:bottom w:w="30" w:type="dxa"/>
+              <w:right w:w="45" w:type="dxa"/>
+            </w:tcMar>
+            <w:vAlign w:val="bottom"/>
+          </w:tcPr>
+          <w:p>
+            <w:pPr>
+              <w:spacing w:after="0" w:line="240" w:lineRule="auto"/>
+              <w:rPr>
+                <w:rFonts w:ascii="Times New Roman" w:eastAsia="Times New Roman" w:hAnsi="Times New Roman" w:cs="Times New Roman"/>
+                <w:sz w:val="20"/>
+                <w:szCs w:val="20"/>
+                <w:lang w:val="tr-TR" w:eastAsia="tr-TR"/>
+              </w:rPr>
+            </w:pPr>
+          </w:p>
+        </w:tc>
+        <w:tc>
+          <w:tcPr>
+            <w:tcW w:w="915" w:type="dxa"/>
+            <w:vMerge w:val="restart"/>
+            <w:tcMar>
+              <w:top w:w="30" w:type="dxa"/>
+              <w:left w:w="45" w:type="dxa"/>
+              <w:bottom w:w="30" w:type="dxa"/>
+              <w:right w:w="45" w:type="dxa"/>
+            </w:tcMar>
+            <w:vAlign w:val="center"/>
+          </w:tcPr>
+          <w:p>
+            <w:pPr>
+              <w:spacing w:after="0" w:line="240" w:lineRule="auto"/>
+              <w:rPr>
+                <w:rFonts w:ascii="Times New Roman" w:eastAsia="Times New Roman" w:hAnsi="Times New Roman" w:cs="Times New Roman"/>
+                <w:sz w:val="20"/>
+                <w:szCs w:val="20"/>
+                <w:lang w:val="tr-TR" w:eastAsia="tr-TR"/>
+              </w:rPr>
+            </w:pPr>
+            <w:r>
+              <w:rPr>
+                <w:rFonts w:ascii="Times New Roman" w:eastAsia="Times New Roman" w:hAnsi="Times New Roman" w:cs="Times New Roman"/>
+                <w:sz w:val="20"/>
+                <w:szCs w:val="20"/>
+                <w:lang w:val="tr-TR" w:eastAsia="tr-TR"/>
+              </w:rPr>
+              <w:t>K</w:t>
+            </w:r>
+            <w:r>
+              <w:rPr>
+                <w:rFonts w:ascii="Times New Roman" w:eastAsia="Times New Roman" w:hAnsi="Times New Roman" w:cs="Times New Roman"/>
+                <w:sz w:val="20"/>
+                <w:szCs w:val="20"/>
+                <w:lang w:val="tr-TR" w:eastAsia="tr-TR"/>
+              </w:rPr>
+              <w:t>RR</w:t>
+            </w:r>
           </w:p>
         </w:tc>
         <w:tc>
@@ -1884,7 +2464,6 @@
               <w:right w:w="45" w:type="dxa"/>
             </w:tcMar>
             <w:vAlign w:val="bottom"/>
-            <w:hideMark/>
           </w:tcPr>
           <w:p>
             <w:pPr>
@@ -1949,7 +2528,7 @@
                 <w:szCs w:val="20"/>
                 <w:lang w:val="tr-TR" w:eastAsia="tr-TR"/>
               </w:rPr>
-              <w:t>0.8578 ± 0.1898</w:t>
+              <w:t>0.4486 ± 0.4775</w:t>
             </w:r>
           </w:p>
         </w:tc>
@@ -1960,7 +2539,7 @@
         </w:trPr>
         <w:tc>
           <w:tcPr>
-            <w:tcW w:w="1157" w:type="dxa"/>
+            <w:tcW w:w="1345" w:type="dxa"/>
             <w:vMerge/>
             <w:tcMar>
               <w:top w:w="30" w:type="dxa"/>
@@ -1969,23 +2548,22 @@
               <w:right w:w="45" w:type="dxa"/>
             </w:tcMar>
             <w:vAlign w:val="bottom"/>
-            <w:hideMark/>
-          </w:tcPr>
-          <w:p>
-            <w:pPr>
-              <w:spacing w:after="0" w:line="240" w:lineRule="auto"/>
-              <w:rPr>
-                <w:rFonts w:ascii="Times New Roman" w:eastAsia="Times New Roman" w:hAnsi="Times New Roman" w:cs="Times New Roman"/>
-                <w:sz w:val="20"/>
-                <w:szCs w:val="20"/>
-                <w:lang w:val="tr-TR" w:eastAsia="tr-TR"/>
-              </w:rPr>
-            </w:pPr>
-          </w:p>
-        </w:tc>
-        <w:tc>
-          <w:tcPr>
-            <w:tcW w:w="1103" w:type="dxa"/>
+          </w:tcPr>
+          <w:p>
+            <w:pPr>
+              <w:spacing w:after="0" w:line="240" w:lineRule="auto"/>
+              <w:rPr>
+                <w:rFonts w:ascii="Times New Roman" w:eastAsia="Times New Roman" w:hAnsi="Times New Roman" w:cs="Times New Roman"/>
+                <w:sz w:val="20"/>
+                <w:szCs w:val="20"/>
+                <w:lang w:val="tr-TR" w:eastAsia="tr-TR"/>
+              </w:rPr>
+            </w:pPr>
+          </w:p>
+        </w:tc>
+        <w:tc>
+          <w:tcPr>
+            <w:tcW w:w="915" w:type="dxa"/>
             <w:vMerge/>
             <w:tcMar>
               <w:top w:w="30" w:type="dxa"/>
@@ -1993,8 +2571,7 @@
               <w:bottom w:w="30" w:type="dxa"/>
               <w:right w:w="45" w:type="dxa"/>
             </w:tcMar>
-            <w:vAlign w:val="bottom"/>
-            <w:hideMark/>
+            <w:vAlign w:val="center"/>
           </w:tcPr>
           <w:p>
             <w:pPr>
@@ -2018,7 +2595,6 @@
               <w:right w:w="45" w:type="dxa"/>
             </w:tcMar>
             <w:vAlign w:val="bottom"/>
-            <w:hideMark/>
           </w:tcPr>
           <w:p>
             <w:pPr>
@@ -2092,7 +2668,7 @@
                 <w:szCs w:val="20"/>
                 <w:lang w:val="tr-TR" w:eastAsia="tr-TR"/>
               </w:rPr>
-              <w:t>0.0317 ± 0.0125</w:t>
+              <w:t>0.0786 ± 0.0339</w:t>
             </w:r>
           </w:p>
         </w:tc>
@@ -2103,7 +2679,7 @@
         </w:trPr>
         <w:tc>
           <w:tcPr>
-            <w:tcW w:w="1157" w:type="dxa"/>
+            <w:tcW w:w="1345" w:type="dxa"/>
             <w:vMerge/>
             <w:tcMar>
               <w:top w:w="30" w:type="dxa"/>
@@ -2112,23 +2688,22 @@
               <w:right w:w="45" w:type="dxa"/>
             </w:tcMar>
             <w:vAlign w:val="bottom"/>
-            <w:hideMark/>
-          </w:tcPr>
-          <w:p>
-            <w:pPr>
-              <w:spacing w:after="0" w:line="240" w:lineRule="auto"/>
-              <w:rPr>
-                <w:rFonts w:ascii="Times New Roman" w:eastAsia="Times New Roman" w:hAnsi="Times New Roman" w:cs="Times New Roman"/>
-                <w:sz w:val="20"/>
-                <w:szCs w:val="20"/>
-                <w:lang w:val="tr-TR" w:eastAsia="tr-TR"/>
-              </w:rPr>
-            </w:pPr>
-          </w:p>
-        </w:tc>
-        <w:tc>
-          <w:tcPr>
-            <w:tcW w:w="1103" w:type="dxa"/>
+          </w:tcPr>
+          <w:p>
+            <w:pPr>
+              <w:spacing w:after="0" w:line="240" w:lineRule="auto"/>
+              <w:rPr>
+                <w:rFonts w:ascii="Times New Roman" w:eastAsia="Times New Roman" w:hAnsi="Times New Roman" w:cs="Times New Roman"/>
+                <w:sz w:val="20"/>
+                <w:szCs w:val="20"/>
+                <w:lang w:val="tr-TR" w:eastAsia="tr-TR"/>
+              </w:rPr>
+            </w:pPr>
+          </w:p>
+        </w:tc>
+        <w:tc>
+          <w:tcPr>
+            <w:tcW w:w="915" w:type="dxa"/>
             <w:vMerge/>
             <w:tcMar>
               <w:top w:w="30" w:type="dxa"/>
@@ -2136,8 +2711,7 @@
               <w:bottom w:w="30" w:type="dxa"/>
               <w:right w:w="45" w:type="dxa"/>
             </w:tcMar>
-            <w:vAlign w:val="bottom"/>
-            <w:hideMark/>
+            <w:vAlign w:val="center"/>
           </w:tcPr>
           <w:p>
             <w:pPr>
@@ -2161,7 +2735,6 @@
               <w:right w:w="45" w:type="dxa"/>
             </w:tcMar>
             <w:vAlign w:val="bottom"/>
-            <w:hideMark/>
           </w:tcPr>
           <w:p>
             <w:pPr>
@@ -2235,7 +2808,7 @@
                 <w:szCs w:val="20"/>
                 <w:lang w:val="tr-TR" w:eastAsia="tr-TR"/>
               </w:rPr>
-              <w:t>0.0077 ± 0.0096</w:t>
+              <w:t>0.0327 ± 0.0256</w:t>
             </w:r>
           </w:p>
         </w:tc>
@@ -2246,7 +2819,7 @@
         </w:trPr>
         <w:tc>
           <w:tcPr>
-            <w:tcW w:w="1157" w:type="dxa"/>
+            <w:tcW w:w="1345" w:type="dxa"/>
             <w:vMerge/>
             <w:tcMar>
               <w:top w:w="30" w:type="dxa"/>
@@ -2255,23 +2828,22 @@
               <w:right w:w="45" w:type="dxa"/>
             </w:tcMar>
             <w:vAlign w:val="bottom"/>
-            <w:hideMark/>
-          </w:tcPr>
-          <w:p>
-            <w:pPr>
-              <w:spacing w:after="0" w:line="240" w:lineRule="auto"/>
-              <w:rPr>
-                <w:rFonts w:ascii="Times New Roman" w:eastAsia="Times New Roman" w:hAnsi="Times New Roman" w:cs="Times New Roman"/>
-                <w:sz w:val="20"/>
-                <w:szCs w:val="20"/>
-                <w:lang w:val="tr-TR" w:eastAsia="tr-TR"/>
-              </w:rPr>
-            </w:pPr>
-          </w:p>
-        </w:tc>
-        <w:tc>
-          <w:tcPr>
-            <w:tcW w:w="1103" w:type="dxa"/>
+          </w:tcPr>
+          <w:p>
+            <w:pPr>
+              <w:spacing w:after="0" w:line="240" w:lineRule="auto"/>
+              <w:rPr>
+                <w:rFonts w:ascii="Times New Roman" w:eastAsia="Times New Roman" w:hAnsi="Times New Roman" w:cs="Times New Roman"/>
+                <w:sz w:val="20"/>
+                <w:szCs w:val="20"/>
+                <w:lang w:val="tr-TR" w:eastAsia="tr-TR"/>
+              </w:rPr>
+            </w:pPr>
+          </w:p>
+        </w:tc>
+        <w:tc>
+          <w:tcPr>
+            <w:tcW w:w="915" w:type="dxa"/>
             <w:vMerge/>
             <w:tcMar>
               <w:top w:w="30" w:type="dxa"/>
@@ -2279,8 +2851,7 @@
               <w:bottom w:w="30" w:type="dxa"/>
               <w:right w:w="45" w:type="dxa"/>
             </w:tcMar>
-            <w:vAlign w:val="bottom"/>
-            <w:hideMark/>
+            <w:vAlign w:val="center"/>
           </w:tcPr>
           <w:p>
             <w:pPr>
@@ -2304,7 +2875,6 @@
               <w:right w:w="45" w:type="dxa"/>
             </w:tcMar>
             <w:vAlign w:val="bottom"/>
-            <w:hideMark/>
           </w:tcPr>
           <w:p>
             <w:pPr>
@@ -2357,21 +2927,19 @@
               <w:spacing w:after="0" w:line="240" w:lineRule="auto"/>
               <w:rPr>
                 <w:rFonts w:ascii="Times New Roman" w:eastAsia="Times New Roman" w:hAnsi="Times New Roman" w:cs="Times New Roman"/>
-                <w:b/>
-                <w:sz w:val="20"/>
-                <w:szCs w:val="20"/>
-                <w:lang w:val="tr-TR" w:eastAsia="tr-TR"/>
-              </w:rPr>
-            </w:pPr>
-            <w:r>
-              <w:rPr>
-                <w:rFonts w:ascii="Times New Roman" w:eastAsia="Times New Roman" w:hAnsi="Times New Roman" w:cs="Times New Roman"/>
-                <w:b/>
-                <w:sz w:val="20"/>
-                <w:szCs w:val="20"/>
-                <w:lang w:val="tr-TR" w:eastAsia="tr-TR"/>
-              </w:rPr>
-              <w:t>14.20% ± 6.06%</w:t>
+                <w:sz w:val="20"/>
+                <w:szCs w:val="20"/>
+                <w:lang w:val="tr-TR" w:eastAsia="tr-TR"/>
+              </w:rPr>
+            </w:pPr>
+            <w:r>
+              <w:rPr>
+                <w:rFonts w:ascii="Times New Roman" w:eastAsia="Times New Roman" w:hAnsi="Times New Roman" w:cs="Times New Roman"/>
+                <w:sz w:val="20"/>
+                <w:szCs w:val="20"/>
+                <w:lang w:val="tr-TR" w:eastAsia="tr-TR"/>
+              </w:rPr>
+              <w:t>27.67% ± 7.83%</w:t>
             </w:r>
           </w:p>
         </w:tc>
@@ -2382,7 +2950,7 @@
         </w:trPr>
         <w:tc>
           <w:tcPr>
-            <w:tcW w:w="1157" w:type="dxa"/>
+            <w:tcW w:w="1345" w:type="dxa"/>
             <w:vMerge/>
             <w:tcMar>
               <w:top w:w="30" w:type="dxa"/>
@@ -2391,23 +2959,22 @@
               <w:right w:w="45" w:type="dxa"/>
             </w:tcMar>
             <w:vAlign w:val="bottom"/>
-            <w:hideMark/>
-          </w:tcPr>
-          <w:p>
-            <w:pPr>
-              <w:spacing w:after="0" w:line="240" w:lineRule="auto"/>
-              <w:rPr>
-                <w:rFonts w:ascii="Times New Roman" w:eastAsia="Times New Roman" w:hAnsi="Times New Roman" w:cs="Times New Roman"/>
-                <w:sz w:val="20"/>
-                <w:szCs w:val="20"/>
-                <w:lang w:val="tr-TR" w:eastAsia="tr-TR"/>
-              </w:rPr>
-            </w:pPr>
-          </w:p>
-        </w:tc>
-        <w:tc>
-          <w:tcPr>
-            <w:tcW w:w="1103" w:type="dxa"/>
+          </w:tcPr>
+          <w:p>
+            <w:pPr>
+              <w:spacing w:after="0" w:line="240" w:lineRule="auto"/>
+              <w:rPr>
+                <w:rFonts w:ascii="Times New Roman" w:eastAsia="Times New Roman" w:hAnsi="Times New Roman" w:cs="Times New Roman"/>
+                <w:sz w:val="20"/>
+                <w:szCs w:val="20"/>
+                <w:lang w:val="tr-TR" w:eastAsia="tr-TR"/>
+              </w:rPr>
+            </w:pPr>
+          </w:p>
+        </w:tc>
+        <w:tc>
+          <w:tcPr>
+            <w:tcW w:w="915" w:type="dxa"/>
             <w:vMerge/>
             <w:tcMar>
               <w:top w:w="30" w:type="dxa"/>
@@ -2415,8 +2982,7 @@
               <w:bottom w:w="30" w:type="dxa"/>
               <w:right w:w="45" w:type="dxa"/>
             </w:tcMar>
-            <w:vAlign w:val="bottom"/>
-            <w:hideMark/>
+            <w:vAlign w:val="center"/>
           </w:tcPr>
           <w:p>
             <w:pPr>
@@ -2440,7 +3006,6 @@
               <w:right w:w="45" w:type="dxa"/>
             </w:tcMar>
             <w:vAlign w:val="bottom"/>
-            <w:hideMark/>
           </w:tcPr>
           <w:p>
             <w:pPr>
@@ -2536,32 +3101,7 @@
         </w:trPr>
         <w:tc>
           <w:tcPr>
-            <w:tcW w:w="1157" w:type="dxa"/>
-            <w:vMerge/>
-            <w:tcMar>
-              <w:top w:w="30" w:type="dxa"/>
-              <w:left w:w="45" w:type="dxa"/>
-              <w:bottom w:w="30" w:type="dxa"/>
-              <w:right w:w="45" w:type="dxa"/>
-            </w:tcMar>
-            <w:vAlign w:val="bottom"/>
-            <w:hideMark/>
-          </w:tcPr>
-          <w:p>
-            <w:pPr>
-              <w:spacing w:after="0" w:line="240" w:lineRule="auto"/>
-              <w:rPr>
-                <w:rFonts w:ascii="Times New Roman" w:eastAsia="Times New Roman" w:hAnsi="Times New Roman" w:cs="Times New Roman"/>
-                <w:sz w:val="20"/>
-                <w:szCs w:val="20"/>
-                <w:lang w:val="tr-TR" w:eastAsia="tr-TR"/>
-              </w:rPr>
-            </w:pPr>
-          </w:p>
-        </w:tc>
-        <w:tc>
-          <w:tcPr>
-            <w:tcW w:w="1103" w:type="dxa"/>
+            <w:tcW w:w="1345" w:type="dxa"/>
             <w:vMerge w:val="restart"/>
             <w:tcMar>
               <w:top w:w="30" w:type="dxa"/>
@@ -2582,14 +3122,70 @@
                 <w:lang w:val="tr-TR" w:eastAsia="tr-TR"/>
               </w:rPr>
             </w:pPr>
-            <w:r>
-              <w:rPr>
-                <w:rFonts w:ascii="Times New Roman" w:eastAsia="Times New Roman" w:hAnsi="Times New Roman" w:cs="Times New Roman"/>
-                <w:sz w:val="20"/>
-                <w:szCs w:val="20"/>
-                <w:lang w:val="tr-TR" w:eastAsia="tr-TR"/>
-              </w:rPr>
-              <w:t>CatBoost</w:t>
+            <w:bookmarkStart w:id="0" w:name="_GoBack"/>
+            <w:bookmarkEnd w:id="0"/>
+            <w:proofErr w:type="spellStart"/>
+            <w:r>
+              <w:rPr>
+                <w:rFonts w:ascii="Times New Roman" w:eastAsia="Times New Roman" w:hAnsi="Times New Roman" w:cs="Times New Roman"/>
+                <w:sz w:val="20"/>
+                <w:szCs w:val="20"/>
+                <w:lang w:val="tr-TR" w:eastAsia="tr-TR"/>
+              </w:rPr>
+              <w:t>Ensemble</w:t>
+            </w:r>
+            <w:proofErr w:type="spellEnd"/>
+            <w:r>
+              <w:rPr>
+                <w:rFonts w:ascii="Times New Roman" w:eastAsia="Times New Roman" w:hAnsi="Times New Roman" w:cs="Times New Roman"/>
+                <w:sz w:val="20"/>
+                <w:szCs w:val="20"/>
+                <w:lang w:val="tr-TR" w:eastAsia="tr-TR"/>
+              </w:rPr>
+              <w:t xml:space="preserve"> Learning</w:t>
+            </w:r>
+          </w:p>
+        </w:tc>
+        <w:tc>
+          <w:tcPr>
+            <w:tcW w:w="915" w:type="dxa"/>
+            <w:vMerge w:val="restart"/>
+            <w:tcMar>
+              <w:top w:w="30" w:type="dxa"/>
+              <w:left w:w="45" w:type="dxa"/>
+              <w:bottom w:w="30" w:type="dxa"/>
+              <w:right w:w="45" w:type="dxa"/>
+            </w:tcMar>
+            <w:vAlign w:val="center"/>
+            <w:hideMark/>
+          </w:tcPr>
+          <w:p>
+            <w:pPr>
+              <w:spacing w:after="0" w:line="240" w:lineRule="auto"/>
+              <w:rPr>
+                <w:rFonts w:ascii="Times New Roman" w:eastAsia="Times New Roman" w:hAnsi="Times New Roman" w:cs="Times New Roman"/>
+                <w:sz w:val="20"/>
+                <w:szCs w:val="20"/>
+                <w:lang w:val="tr-TR" w:eastAsia="tr-TR"/>
+              </w:rPr>
+            </w:pPr>
+            <w:r>
+              <w:rPr>
+                <w:rFonts w:ascii="Times New Roman" w:eastAsia="Times New Roman" w:hAnsi="Times New Roman" w:cs="Times New Roman"/>
+                <w:sz w:val="20"/>
+                <w:szCs w:val="20"/>
+                <w:lang w:val="tr-TR" w:eastAsia="tr-TR"/>
+              </w:rPr>
+              <w:t>R</w:t>
+            </w:r>
+            <w:r>
+              <w:rPr>
+                <w:rFonts w:ascii="Times New Roman" w:eastAsia="Times New Roman" w:hAnsi="Times New Roman" w:cs="Times New Roman"/>
+                <w:sz w:val="20"/>
+                <w:szCs w:val="20"/>
+                <w:lang w:val="tr-TR" w:eastAsia="tr-TR"/>
+              </w:rPr>
+              <w:t>F</w:t>
             </w:r>
           </w:p>
         </w:tc>
@@ -2668,7 +3264,7 @@
                 <w:szCs w:val="20"/>
                 <w:lang w:val="tr-TR" w:eastAsia="tr-TR"/>
               </w:rPr>
-              <w:t>0.8373 ± 0.1922</w:t>
+              <w:t>0.8578 ± 0.1898</w:t>
             </w:r>
           </w:p>
         </w:tc>
@@ -2679,7 +3275,7 @@
         </w:trPr>
         <w:tc>
           <w:tcPr>
-            <w:tcW w:w="1157" w:type="dxa"/>
+            <w:tcW w:w="1345" w:type="dxa"/>
             <w:vMerge/>
             <w:tcMar>
               <w:top w:w="30" w:type="dxa"/>
@@ -2704,7 +3300,7 @@
         </w:tc>
         <w:tc>
           <w:tcPr>
-            <w:tcW w:w="1103" w:type="dxa"/>
+            <w:tcW w:w="915" w:type="dxa"/>
             <w:vMerge/>
             <w:tcMar>
               <w:top w:w="30" w:type="dxa"/>
@@ -2811,7 +3407,7 @@
                 <w:szCs w:val="20"/>
                 <w:lang w:val="tr-TR" w:eastAsia="tr-TR"/>
               </w:rPr>
-              <w:t>0.0409 ± 0.0094</w:t>
+              <w:t>0.0317 ± 0.0125</w:t>
             </w:r>
           </w:p>
         </w:tc>
@@ -2822,7 +3418,7 @@
         </w:trPr>
         <w:tc>
           <w:tcPr>
-            <w:tcW w:w="1157" w:type="dxa"/>
+            <w:tcW w:w="1345" w:type="dxa"/>
             <w:vMerge/>
             <w:tcMar>
               <w:top w:w="30" w:type="dxa"/>
@@ -2847,7 +3443,7 @@
         </w:tc>
         <w:tc>
           <w:tcPr>
-            <w:tcW w:w="1103" w:type="dxa"/>
+            <w:tcW w:w="915" w:type="dxa"/>
             <w:vMerge/>
             <w:tcMar>
               <w:top w:w="30" w:type="dxa"/>
@@ -2954,7 +3550,7 @@
                 <w:szCs w:val="20"/>
                 <w:lang w:val="tr-TR" w:eastAsia="tr-TR"/>
               </w:rPr>
-              <w:t>0.0090 ± 0.0096</w:t>
+              <w:t>0.0077 ± 0.0096</w:t>
             </w:r>
           </w:p>
         </w:tc>
@@ -2965,7 +3561,7 @@
         </w:trPr>
         <w:tc>
           <w:tcPr>
-            <w:tcW w:w="1157" w:type="dxa"/>
+            <w:tcW w:w="1345" w:type="dxa"/>
             <w:vMerge/>
             <w:tcMar>
               <w:top w:w="30" w:type="dxa"/>
@@ -2990,7 +3586,7 @@
         </w:tc>
         <w:tc>
           <w:tcPr>
-            <w:tcW w:w="1103" w:type="dxa"/>
+            <w:tcW w:w="915" w:type="dxa"/>
             <w:vMerge/>
             <w:tcMar>
               <w:top w:w="30" w:type="dxa"/>
@@ -3076,19 +3672,21 @@
               <w:spacing w:after="0" w:line="240" w:lineRule="auto"/>
               <w:rPr>
                 <w:rFonts w:ascii="Times New Roman" w:eastAsia="Times New Roman" w:hAnsi="Times New Roman" w:cs="Times New Roman"/>
-                <w:sz w:val="20"/>
-                <w:szCs w:val="20"/>
-                <w:lang w:val="tr-TR" w:eastAsia="tr-TR"/>
-              </w:rPr>
-            </w:pPr>
-            <w:r>
-              <w:rPr>
-                <w:rFonts w:ascii="Times New Roman" w:eastAsia="Times New Roman" w:hAnsi="Times New Roman" w:cs="Times New Roman"/>
-                <w:sz w:val="20"/>
-                <w:szCs w:val="20"/>
-                <w:lang w:val="tr-TR" w:eastAsia="tr-TR"/>
-              </w:rPr>
-              <w:t>32.12% ± 29.51%</w:t>
+                <w:b/>
+                <w:sz w:val="20"/>
+                <w:szCs w:val="20"/>
+                <w:lang w:val="tr-TR" w:eastAsia="tr-TR"/>
+              </w:rPr>
+            </w:pPr>
+            <w:r>
+              <w:rPr>
+                <w:rFonts w:ascii="Times New Roman" w:eastAsia="Times New Roman" w:hAnsi="Times New Roman" w:cs="Times New Roman"/>
+                <w:b/>
+                <w:sz w:val="20"/>
+                <w:szCs w:val="20"/>
+                <w:lang w:val="tr-TR" w:eastAsia="tr-TR"/>
+              </w:rPr>
+              <w:t>14.20% ± 6.06%</w:t>
             </w:r>
           </w:p>
         </w:tc>
@@ -3099,7 +3697,7 @@
         </w:trPr>
         <w:tc>
           <w:tcPr>
-            <w:tcW w:w="1157" w:type="dxa"/>
+            <w:tcW w:w="1345" w:type="dxa"/>
             <w:vMerge/>
             <w:tcMar>
               <w:top w:w="30" w:type="dxa"/>
@@ -3124,7 +3722,7 @@
         </w:tc>
         <w:tc>
           <w:tcPr>
-            <w:tcW w:w="1103" w:type="dxa"/>
+            <w:tcW w:w="915" w:type="dxa"/>
             <w:vMerge/>
             <w:tcMar>
               <w:top w:w="30" w:type="dxa"/>
@@ -3242,7 +3840,7 @@
                 <w:szCs w:val="20"/>
                 <w:lang w:val="tr-TR" w:eastAsia="tr-TR"/>
               </w:rPr>
-              <w:t xml:space="preserve"> (p &lt; 0.001)</w:t>
+              <w:t>(p &lt; 0.001)</w:t>
             </w:r>
           </w:p>
         </w:tc>
@@ -3253,7 +3851,32 @@
         </w:trPr>
         <w:tc>
           <w:tcPr>
-            <w:tcW w:w="1157" w:type="dxa"/>
+            <w:tcW w:w="1345" w:type="dxa"/>
+            <w:vMerge/>
+            <w:tcMar>
+              <w:top w:w="30" w:type="dxa"/>
+              <w:left w:w="45" w:type="dxa"/>
+              <w:bottom w:w="30" w:type="dxa"/>
+              <w:right w:w="45" w:type="dxa"/>
+            </w:tcMar>
+            <w:vAlign w:val="bottom"/>
+            <w:hideMark/>
+          </w:tcPr>
+          <w:p>
+            <w:pPr>
+              <w:spacing w:after="0" w:line="240" w:lineRule="auto"/>
+              <w:rPr>
+                <w:rFonts w:ascii="Times New Roman" w:eastAsia="Times New Roman" w:hAnsi="Times New Roman" w:cs="Times New Roman"/>
+                <w:sz w:val="20"/>
+                <w:szCs w:val="20"/>
+                <w:lang w:val="tr-TR" w:eastAsia="tr-TR"/>
+              </w:rPr>
+            </w:pPr>
+          </w:p>
+        </w:tc>
+        <w:tc>
+          <w:tcPr>
+            <w:tcW w:w="915" w:type="dxa"/>
             <w:vMerge w:val="restart"/>
             <w:tcMar>
               <w:top w:w="30" w:type="dxa"/>
@@ -3281,41 +3904,7 @@
                 <w:szCs w:val="20"/>
                 <w:lang w:val="tr-TR" w:eastAsia="tr-TR"/>
               </w:rPr>
-              <w:t>Deep Learning</w:t>
-            </w:r>
-          </w:p>
-        </w:tc>
-        <w:tc>
-          <w:tcPr>
-            <w:tcW w:w="1103" w:type="dxa"/>
-            <w:vMerge w:val="restart"/>
-            <w:tcMar>
-              <w:top w:w="30" w:type="dxa"/>
-              <w:left w:w="45" w:type="dxa"/>
-              <w:bottom w:w="30" w:type="dxa"/>
-              <w:right w:w="45" w:type="dxa"/>
-            </w:tcMar>
-            <w:vAlign w:val="center"/>
-            <w:hideMark/>
-          </w:tcPr>
-          <w:p>
-            <w:pPr>
-              <w:spacing w:after="0" w:line="240" w:lineRule="auto"/>
-              <w:rPr>
-                <w:rFonts w:ascii="Times New Roman" w:eastAsia="Times New Roman" w:hAnsi="Times New Roman" w:cs="Times New Roman"/>
-                <w:sz w:val="20"/>
-                <w:szCs w:val="20"/>
-                <w:lang w:val="tr-TR" w:eastAsia="tr-TR"/>
-              </w:rPr>
-            </w:pPr>
-            <w:r>
-              <w:rPr>
-                <w:rFonts w:ascii="Times New Roman" w:eastAsia="Times New Roman" w:hAnsi="Times New Roman" w:cs="Times New Roman"/>
-                <w:sz w:val="20"/>
-                <w:szCs w:val="20"/>
-                <w:lang w:val="tr-TR" w:eastAsia="tr-TR"/>
-              </w:rPr>
-              <w:t>LSTM</w:t>
+              <w:t>CatBoost</w:t>
             </w:r>
           </w:p>
         </w:tc>
@@ -3394,7 +3983,7 @@
                 <w:szCs w:val="20"/>
                 <w:lang w:val="tr-TR" w:eastAsia="tr-TR"/>
               </w:rPr>
-              <w:t>0.7799 ± 0.1725</w:t>
+              <w:t>0.8373 ± 0.1922</w:t>
             </w:r>
           </w:p>
         </w:tc>
@@ -3405,7 +3994,7 @@
         </w:trPr>
         <w:tc>
           <w:tcPr>
-            <w:tcW w:w="1157" w:type="dxa"/>
+            <w:tcW w:w="1345" w:type="dxa"/>
             <w:vMerge/>
             <w:tcMar>
               <w:top w:w="30" w:type="dxa"/>
@@ -3430,7 +4019,7 @@
         </w:tc>
         <w:tc>
           <w:tcPr>
-            <w:tcW w:w="1103" w:type="dxa"/>
+            <w:tcW w:w="915" w:type="dxa"/>
             <w:vMerge/>
             <w:tcMar>
               <w:top w:w="30" w:type="dxa"/>
@@ -3537,7 +4126,7 @@
                 <w:szCs w:val="20"/>
                 <w:lang w:val="tr-TR" w:eastAsia="tr-TR"/>
               </w:rPr>
-              <w:t>0.0487 ± 0.0172</w:t>
+              <w:t>0.0409 ± 0.0094</w:t>
             </w:r>
           </w:p>
         </w:tc>
@@ -3548,7 +4137,7 @@
         </w:trPr>
         <w:tc>
           <w:tcPr>
-            <w:tcW w:w="1157" w:type="dxa"/>
+            <w:tcW w:w="1345" w:type="dxa"/>
             <w:vMerge/>
             <w:tcMar>
               <w:top w:w="30" w:type="dxa"/>
@@ -3573,7 +4162,7 @@
         </w:tc>
         <w:tc>
           <w:tcPr>
-            <w:tcW w:w="1103" w:type="dxa"/>
+            <w:tcW w:w="915" w:type="dxa"/>
             <w:vMerge/>
             <w:tcMar>
               <w:top w:w="30" w:type="dxa"/>
@@ -3680,7 +4269,7 @@
                 <w:szCs w:val="20"/>
                 <w:lang w:val="tr-TR" w:eastAsia="tr-TR"/>
               </w:rPr>
-              <w:t>0.0118 ± 0.0077</w:t>
+              <w:t>0.0090 ± 0.0096</w:t>
             </w:r>
           </w:p>
         </w:tc>
@@ -3691,7 +4280,7 @@
         </w:trPr>
         <w:tc>
           <w:tcPr>
-            <w:tcW w:w="1157" w:type="dxa"/>
+            <w:tcW w:w="1345" w:type="dxa"/>
             <w:vMerge/>
             <w:tcMar>
               <w:top w:w="30" w:type="dxa"/>
@@ -3716,7 +4305,7 @@
         </w:tc>
         <w:tc>
           <w:tcPr>
-            <w:tcW w:w="1103" w:type="dxa"/>
+            <w:tcW w:w="915" w:type="dxa"/>
             <w:vMerge/>
             <w:tcMar>
               <w:top w:w="30" w:type="dxa"/>
@@ -3814,7 +4403,7 @@
                 <w:szCs w:val="20"/>
                 <w:lang w:val="tr-TR" w:eastAsia="tr-TR"/>
               </w:rPr>
-              <w:t>27.77% ± 8.92%</w:t>
+              <w:t>32.12% ± 29.51%</w:t>
             </w:r>
           </w:p>
         </w:tc>
@@ -3825,7 +4414,7 @@
         </w:trPr>
         <w:tc>
           <w:tcPr>
-            <w:tcW w:w="1157" w:type="dxa"/>
+            <w:tcW w:w="1345" w:type="dxa"/>
             <w:vMerge/>
             <w:tcMar>
               <w:top w:w="30" w:type="dxa"/>
@@ -3850,7 +4439,7 @@
         </w:tc>
         <w:tc>
           <w:tcPr>
-            <w:tcW w:w="1103" w:type="dxa"/>
+            <w:tcW w:w="915" w:type="dxa"/>
             <w:vMerge/>
             <w:tcMar>
               <w:top w:w="30" w:type="dxa"/>
@@ -3968,7 +4557,7 @@
                 <w:szCs w:val="20"/>
                 <w:lang w:val="tr-TR" w:eastAsia="tr-TR"/>
               </w:rPr>
-              <w:t>(p &lt; 0.001)</w:t>
+              <w:t xml:space="preserve"> (p &lt; 0.001)</w:t>
             </w:r>
           </w:p>
         </w:tc>
@@ -3979,7 +4568,7 @@
         </w:trPr>
         <w:tc>
           <w:tcPr>
-            <w:tcW w:w="1157" w:type="dxa"/>
+            <w:tcW w:w="1345" w:type="dxa"/>
             <w:vMerge/>
             <w:tcMar>
               <w:top w:w="30" w:type="dxa"/>
@@ -3987,24 +4576,23 @@
               <w:bottom w:w="30" w:type="dxa"/>
               <w:right w:w="45" w:type="dxa"/>
             </w:tcMar>
-            <w:vAlign w:val="bottom"/>
-            <w:hideMark/>
-          </w:tcPr>
-          <w:p>
-            <w:pPr>
-              <w:spacing w:after="0" w:line="240" w:lineRule="auto"/>
-              <w:rPr>
-                <w:rFonts w:ascii="Times New Roman" w:eastAsia="Times New Roman" w:hAnsi="Times New Roman" w:cs="Times New Roman"/>
-                <w:sz w:val="20"/>
-                <w:szCs w:val="20"/>
-                <w:lang w:val="tr-TR" w:eastAsia="tr-TR"/>
-              </w:rPr>
-            </w:pPr>
-          </w:p>
-        </w:tc>
-        <w:tc>
-          <w:tcPr>
-            <w:tcW w:w="1103" w:type="dxa"/>
+            <w:vAlign w:val="center"/>
+          </w:tcPr>
+          <w:p>
+            <w:pPr>
+              <w:spacing w:after="0" w:line="240" w:lineRule="auto"/>
+              <w:rPr>
+                <w:rFonts w:ascii="Times New Roman" w:eastAsia="Times New Roman" w:hAnsi="Times New Roman" w:cs="Times New Roman"/>
+                <w:sz w:val="20"/>
+                <w:szCs w:val="20"/>
+                <w:lang w:val="tr-TR" w:eastAsia="tr-TR"/>
+              </w:rPr>
+            </w:pPr>
+          </w:p>
+        </w:tc>
+        <w:tc>
+          <w:tcPr>
+            <w:tcW w:w="915" w:type="dxa"/>
             <w:vMerge w:val="restart"/>
             <w:tcMar>
               <w:top w:w="30" w:type="dxa"/>
@@ -4013,26 +4601,671 @@
               <w:right w:w="45" w:type="dxa"/>
             </w:tcMar>
             <w:vAlign w:val="center"/>
-            <w:hideMark/>
-          </w:tcPr>
-          <w:p>
-            <w:pPr>
-              <w:spacing w:after="0" w:line="240" w:lineRule="auto"/>
-              <w:rPr>
-                <w:rFonts w:ascii="Times New Roman" w:eastAsia="Times New Roman" w:hAnsi="Times New Roman" w:cs="Times New Roman"/>
-                <w:sz w:val="20"/>
-                <w:szCs w:val="20"/>
-                <w:lang w:val="tr-TR" w:eastAsia="tr-TR"/>
-              </w:rPr>
-            </w:pPr>
-            <w:r>
-              <w:rPr>
-                <w:rFonts w:ascii="Times New Roman" w:eastAsia="Times New Roman" w:hAnsi="Times New Roman" w:cs="Times New Roman"/>
-                <w:sz w:val="20"/>
-                <w:szCs w:val="20"/>
-                <w:lang w:val="tr-TR" w:eastAsia="tr-TR"/>
-              </w:rPr>
-              <w:t>ANN</w:t>
+          </w:tcPr>
+          <w:p>
+            <w:pPr>
+              <w:spacing w:after="0" w:line="240" w:lineRule="auto"/>
+              <w:rPr>
+                <w:rFonts w:ascii="Times New Roman" w:eastAsia="Times New Roman" w:hAnsi="Times New Roman" w:cs="Times New Roman"/>
+                <w:sz w:val="20"/>
+                <w:szCs w:val="20"/>
+                <w:lang w:val="tr-TR" w:eastAsia="tr-TR"/>
+              </w:rPr>
+            </w:pPr>
+            <w:proofErr w:type="spellStart"/>
+            <w:r>
+              <w:rPr>
+                <w:rFonts w:ascii="Times New Roman" w:eastAsia="Times New Roman" w:hAnsi="Times New Roman" w:cs="Times New Roman"/>
+                <w:sz w:val="20"/>
+                <w:szCs w:val="20"/>
+                <w:lang w:val="tr-TR" w:eastAsia="tr-TR"/>
+              </w:rPr>
+              <w:t>XGBoost</w:t>
+            </w:r>
+            <w:proofErr w:type="spellEnd"/>
+          </w:p>
+        </w:tc>
+        <w:tc>
+          <w:tcPr>
+            <w:tcW w:w="1846" w:type="dxa"/>
+            <w:tcMar>
+              <w:top w:w="30" w:type="dxa"/>
+              <w:left w:w="45" w:type="dxa"/>
+              <w:bottom w:w="30" w:type="dxa"/>
+              <w:right w:w="45" w:type="dxa"/>
+            </w:tcMar>
+            <w:vAlign w:val="bottom"/>
+          </w:tcPr>
+          <w:p>
+            <w:pPr>
+              <w:spacing w:after="0" w:line="240" w:lineRule="auto"/>
+              <w:rPr>
+                <w:rFonts w:ascii="Times New Roman" w:eastAsia="Times New Roman" w:hAnsi="Times New Roman" w:cs="Times New Roman"/>
+                <w:sz w:val="20"/>
+                <w:szCs w:val="20"/>
+                <w:lang w:val="tr-TR" w:eastAsia="tr-TR"/>
+              </w:rPr>
+            </w:pPr>
+            <w:r>
+              <w:rPr>
+                <w:rFonts w:ascii="Times New Roman" w:eastAsia="Times New Roman" w:hAnsi="Times New Roman" w:cs="Times New Roman"/>
+                <w:sz w:val="20"/>
+                <w:szCs w:val="20"/>
+                <w:lang w:val="tr-TR" w:eastAsia="tr-TR"/>
+              </w:rPr>
+              <w:t>R²</w:t>
+            </w:r>
+          </w:p>
+        </w:tc>
+        <w:tc>
+          <w:tcPr>
+            <w:tcW w:w="2510" w:type="dxa"/>
+            <w:vAlign w:val="bottom"/>
+          </w:tcPr>
+          <w:p>
+            <w:pPr>
+              <w:spacing w:after="0" w:line="240" w:lineRule="auto"/>
+              <w:rPr>
+                <w:rFonts w:ascii="Times New Roman" w:eastAsia="Times New Roman" w:hAnsi="Times New Roman" w:cs="Times New Roman"/>
+                <w:sz w:val="20"/>
+                <w:szCs w:val="20"/>
+                <w:lang w:val="tr-TR" w:eastAsia="tr-TR"/>
+              </w:rPr>
+            </w:pPr>
+            <w:r>
+              <w:rPr>
+                <w:rFonts w:ascii="Times New Roman" w:eastAsia="Times New Roman" w:hAnsi="Times New Roman" w:cs="Times New Roman"/>
+                <w:sz w:val="20"/>
+                <w:szCs w:val="20"/>
+                <w:lang w:val="tr-TR" w:eastAsia="tr-TR"/>
+              </w:rPr>
+              <w:t>0.8377 ± 0.1969</w:t>
+            </w:r>
+          </w:p>
+        </w:tc>
+      </w:tr>
+      <w:tr>
+        <w:trPr>
+          <w:trHeight w:val="315"/>
+        </w:trPr>
+        <w:tc>
+          <w:tcPr>
+            <w:tcW w:w="1345" w:type="dxa"/>
+            <w:vMerge/>
+            <w:tcMar>
+              <w:top w:w="30" w:type="dxa"/>
+              <w:left w:w="45" w:type="dxa"/>
+              <w:bottom w:w="30" w:type="dxa"/>
+              <w:right w:w="45" w:type="dxa"/>
+            </w:tcMar>
+            <w:vAlign w:val="center"/>
+          </w:tcPr>
+          <w:p>
+            <w:pPr>
+              <w:spacing w:after="0" w:line="240" w:lineRule="auto"/>
+              <w:rPr>
+                <w:rFonts w:ascii="Times New Roman" w:eastAsia="Times New Roman" w:hAnsi="Times New Roman" w:cs="Times New Roman"/>
+                <w:sz w:val="20"/>
+                <w:szCs w:val="20"/>
+                <w:lang w:val="tr-TR" w:eastAsia="tr-TR"/>
+              </w:rPr>
+            </w:pPr>
+          </w:p>
+        </w:tc>
+        <w:tc>
+          <w:tcPr>
+            <w:tcW w:w="915" w:type="dxa"/>
+            <w:vMerge/>
+            <w:tcMar>
+              <w:top w:w="30" w:type="dxa"/>
+              <w:left w:w="45" w:type="dxa"/>
+              <w:bottom w:w="30" w:type="dxa"/>
+              <w:right w:w="45" w:type="dxa"/>
+            </w:tcMar>
+            <w:vAlign w:val="bottom"/>
+          </w:tcPr>
+          <w:p>
+            <w:pPr>
+              <w:spacing w:after="0" w:line="240" w:lineRule="auto"/>
+              <w:rPr>
+                <w:rFonts w:ascii="Times New Roman" w:eastAsia="Times New Roman" w:hAnsi="Times New Roman" w:cs="Times New Roman"/>
+                <w:sz w:val="20"/>
+                <w:szCs w:val="20"/>
+                <w:lang w:val="tr-TR" w:eastAsia="tr-TR"/>
+              </w:rPr>
+            </w:pPr>
+          </w:p>
+        </w:tc>
+        <w:tc>
+          <w:tcPr>
+            <w:tcW w:w="1846" w:type="dxa"/>
+            <w:tcMar>
+              <w:top w:w="30" w:type="dxa"/>
+              <w:left w:w="45" w:type="dxa"/>
+              <w:bottom w:w="30" w:type="dxa"/>
+              <w:right w:w="45" w:type="dxa"/>
+            </w:tcMar>
+            <w:vAlign w:val="bottom"/>
+          </w:tcPr>
+          <w:p>
+            <w:pPr>
+              <w:spacing w:after="0" w:line="240" w:lineRule="auto"/>
+              <w:rPr>
+                <w:rFonts w:ascii="Times New Roman" w:eastAsia="Times New Roman" w:hAnsi="Times New Roman" w:cs="Times New Roman"/>
+                <w:sz w:val="20"/>
+                <w:szCs w:val="20"/>
+                <w:lang w:val="tr-TR" w:eastAsia="tr-TR"/>
+              </w:rPr>
+            </w:pPr>
+            <w:r>
+              <w:rPr>
+                <w:rFonts w:ascii="Times New Roman" w:eastAsia="Times New Roman" w:hAnsi="Times New Roman" w:cs="Times New Roman"/>
+                <w:sz w:val="20"/>
+                <w:szCs w:val="20"/>
+                <w:lang w:val="tr-TR" w:eastAsia="tr-TR"/>
+              </w:rPr>
+              <w:t>N</w:t>
+            </w:r>
+            <w:r>
+              <w:rPr>
+                <w:rFonts w:ascii="Times New Roman" w:eastAsia="Times New Roman" w:hAnsi="Times New Roman" w:cs="Times New Roman"/>
+                <w:sz w:val="20"/>
+                <w:szCs w:val="20"/>
+                <w:lang w:val="tr-TR" w:eastAsia="tr-TR"/>
+              </w:rPr>
+              <w:t>MAE</w:t>
+            </w:r>
+          </w:p>
+        </w:tc>
+        <w:tc>
+          <w:tcPr>
+            <w:tcW w:w="2510" w:type="dxa"/>
+            <w:vAlign w:val="bottom"/>
+          </w:tcPr>
+          <w:p>
+            <w:pPr>
+              <w:spacing w:after="0" w:line="240" w:lineRule="auto"/>
+              <w:rPr>
+                <w:rFonts w:ascii="Times New Roman" w:eastAsia="Times New Roman" w:hAnsi="Times New Roman" w:cs="Times New Roman"/>
+                <w:sz w:val="20"/>
+                <w:szCs w:val="20"/>
+                <w:lang w:val="tr-TR" w:eastAsia="tr-TR"/>
+              </w:rPr>
+            </w:pPr>
+            <w:r>
+              <w:rPr>
+                <w:rFonts w:ascii="Times New Roman" w:eastAsia="Times New Roman" w:hAnsi="Times New Roman" w:cs="Times New Roman"/>
+                <w:sz w:val="20"/>
+                <w:szCs w:val="20"/>
+                <w:lang w:val="tr-TR" w:eastAsia="tr-TR"/>
+              </w:rPr>
+              <w:t>0.0357 ± 0.0147</w:t>
+            </w:r>
+          </w:p>
+        </w:tc>
+      </w:tr>
+      <w:tr>
+        <w:trPr>
+          <w:trHeight w:val="315"/>
+        </w:trPr>
+        <w:tc>
+          <w:tcPr>
+            <w:tcW w:w="1345" w:type="dxa"/>
+            <w:vMerge/>
+            <w:tcMar>
+              <w:top w:w="30" w:type="dxa"/>
+              <w:left w:w="45" w:type="dxa"/>
+              <w:bottom w:w="30" w:type="dxa"/>
+              <w:right w:w="45" w:type="dxa"/>
+            </w:tcMar>
+            <w:vAlign w:val="center"/>
+          </w:tcPr>
+          <w:p>
+            <w:pPr>
+              <w:spacing w:after="0" w:line="240" w:lineRule="auto"/>
+              <w:rPr>
+                <w:rFonts w:ascii="Times New Roman" w:eastAsia="Times New Roman" w:hAnsi="Times New Roman" w:cs="Times New Roman"/>
+                <w:sz w:val="20"/>
+                <w:szCs w:val="20"/>
+                <w:lang w:val="tr-TR" w:eastAsia="tr-TR"/>
+              </w:rPr>
+            </w:pPr>
+          </w:p>
+        </w:tc>
+        <w:tc>
+          <w:tcPr>
+            <w:tcW w:w="915" w:type="dxa"/>
+            <w:vMerge/>
+            <w:tcMar>
+              <w:top w:w="30" w:type="dxa"/>
+              <w:left w:w="45" w:type="dxa"/>
+              <w:bottom w:w="30" w:type="dxa"/>
+              <w:right w:w="45" w:type="dxa"/>
+            </w:tcMar>
+            <w:vAlign w:val="bottom"/>
+          </w:tcPr>
+          <w:p>
+            <w:pPr>
+              <w:spacing w:after="0" w:line="240" w:lineRule="auto"/>
+              <w:rPr>
+                <w:rFonts w:ascii="Times New Roman" w:eastAsia="Times New Roman" w:hAnsi="Times New Roman" w:cs="Times New Roman"/>
+                <w:sz w:val="20"/>
+                <w:szCs w:val="20"/>
+                <w:lang w:val="tr-TR" w:eastAsia="tr-TR"/>
+              </w:rPr>
+            </w:pPr>
+          </w:p>
+        </w:tc>
+        <w:tc>
+          <w:tcPr>
+            <w:tcW w:w="1846" w:type="dxa"/>
+            <w:tcMar>
+              <w:top w:w="30" w:type="dxa"/>
+              <w:left w:w="45" w:type="dxa"/>
+              <w:bottom w:w="30" w:type="dxa"/>
+              <w:right w:w="45" w:type="dxa"/>
+            </w:tcMar>
+            <w:vAlign w:val="bottom"/>
+          </w:tcPr>
+          <w:p>
+            <w:pPr>
+              <w:spacing w:after="0" w:line="240" w:lineRule="auto"/>
+              <w:rPr>
+                <w:rFonts w:ascii="Times New Roman" w:eastAsia="Times New Roman" w:hAnsi="Times New Roman" w:cs="Times New Roman"/>
+                <w:sz w:val="20"/>
+                <w:szCs w:val="20"/>
+                <w:lang w:val="tr-TR" w:eastAsia="tr-TR"/>
+              </w:rPr>
+            </w:pPr>
+            <w:r>
+              <w:rPr>
+                <w:rFonts w:ascii="Times New Roman" w:eastAsia="Times New Roman" w:hAnsi="Times New Roman" w:cs="Times New Roman"/>
+                <w:sz w:val="20"/>
+                <w:szCs w:val="20"/>
+                <w:lang w:val="tr-TR" w:eastAsia="tr-TR"/>
+              </w:rPr>
+              <w:t>N</w:t>
+            </w:r>
+            <w:r>
+              <w:rPr>
+                <w:rFonts w:ascii="Times New Roman" w:eastAsia="Times New Roman" w:hAnsi="Times New Roman" w:cs="Times New Roman"/>
+                <w:sz w:val="20"/>
+                <w:szCs w:val="20"/>
+                <w:lang w:val="tr-TR" w:eastAsia="tr-TR"/>
+              </w:rPr>
+              <w:t>MSE</w:t>
+            </w:r>
+          </w:p>
+        </w:tc>
+        <w:tc>
+          <w:tcPr>
+            <w:tcW w:w="2510" w:type="dxa"/>
+            <w:vAlign w:val="bottom"/>
+          </w:tcPr>
+          <w:p>
+            <w:pPr>
+              <w:spacing w:after="0" w:line="240" w:lineRule="auto"/>
+              <w:rPr>
+                <w:rFonts w:ascii="Times New Roman" w:eastAsia="Times New Roman" w:hAnsi="Times New Roman" w:cs="Times New Roman"/>
+                <w:sz w:val="20"/>
+                <w:szCs w:val="20"/>
+                <w:lang w:val="tr-TR" w:eastAsia="tr-TR"/>
+              </w:rPr>
+            </w:pPr>
+            <w:r>
+              <w:rPr>
+                <w:rFonts w:ascii="Times New Roman" w:eastAsia="Times New Roman" w:hAnsi="Times New Roman" w:cs="Times New Roman"/>
+                <w:sz w:val="20"/>
+                <w:szCs w:val="20"/>
+                <w:lang w:val="tr-TR" w:eastAsia="tr-TR"/>
+              </w:rPr>
+              <w:t>0.0090 ± 0.0100</w:t>
+            </w:r>
+          </w:p>
+        </w:tc>
+      </w:tr>
+      <w:tr>
+        <w:trPr>
+          <w:trHeight w:val="315"/>
+        </w:trPr>
+        <w:tc>
+          <w:tcPr>
+            <w:tcW w:w="1345" w:type="dxa"/>
+            <w:vMerge/>
+            <w:tcMar>
+              <w:top w:w="30" w:type="dxa"/>
+              <w:left w:w="45" w:type="dxa"/>
+              <w:bottom w:w="30" w:type="dxa"/>
+              <w:right w:w="45" w:type="dxa"/>
+            </w:tcMar>
+            <w:vAlign w:val="center"/>
+          </w:tcPr>
+          <w:p>
+            <w:pPr>
+              <w:spacing w:after="0" w:line="240" w:lineRule="auto"/>
+              <w:rPr>
+                <w:rFonts w:ascii="Times New Roman" w:eastAsia="Times New Roman" w:hAnsi="Times New Roman" w:cs="Times New Roman"/>
+                <w:sz w:val="20"/>
+                <w:szCs w:val="20"/>
+                <w:lang w:val="tr-TR" w:eastAsia="tr-TR"/>
+              </w:rPr>
+            </w:pPr>
+          </w:p>
+        </w:tc>
+        <w:tc>
+          <w:tcPr>
+            <w:tcW w:w="915" w:type="dxa"/>
+            <w:vMerge/>
+            <w:tcMar>
+              <w:top w:w="30" w:type="dxa"/>
+              <w:left w:w="45" w:type="dxa"/>
+              <w:bottom w:w="30" w:type="dxa"/>
+              <w:right w:w="45" w:type="dxa"/>
+            </w:tcMar>
+            <w:vAlign w:val="bottom"/>
+          </w:tcPr>
+          <w:p>
+            <w:pPr>
+              <w:spacing w:after="0" w:line="240" w:lineRule="auto"/>
+              <w:rPr>
+                <w:rFonts w:ascii="Times New Roman" w:eastAsia="Times New Roman" w:hAnsi="Times New Roman" w:cs="Times New Roman"/>
+                <w:sz w:val="20"/>
+                <w:szCs w:val="20"/>
+                <w:lang w:val="tr-TR" w:eastAsia="tr-TR"/>
+              </w:rPr>
+            </w:pPr>
+          </w:p>
+        </w:tc>
+        <w:tc>
+          <w:tcPr>
+            <w:tcW w:w="1846" w:type="dxa"/>
+            <w:tcMar>
+              <w:top w:w="30" w:type="dxa"/>
+              <w:left w:w="45" w:type="dxa"/>
+              <w:bottom w:w="30" w:type="dxa"/>
+              <w:right w:w="45" w:type="dxa"/>
+            </w:tcMar>
+            <w:vAlign w:val="bottom"/>
+          </w:tcPr>
+          <w:p>
+            <w:pPr>
+              <w:spacing w:after="0" w:line="240" w:lineRule="auto"/>
+              <w:rPr>
+                <w:rFonts w:ascii="Times New Roman" w:eastAsia="Times New Roman" w:hAnsi="Times New Roman" w:cs="Times New Roman"/>
+                <w:sz w:val="20"/>
+                <w:szCs w:val="20"/>
+                <w:lang w:val="tr-TR" w:eastAsia="tr-TR"/>
+              </w:rPr>
+            </w:pPr>
+            <w:r>
+              <w:rPr>
+                <w:rFonts w:ascii="Times New Roman" w:eastAsia="Times New Roman" w:hAnsi="Times New Roman" w:cs="Times New Roman"/>
+                <w:sz w:val="20"/>
+                <w:szCs w:val="20"/>
+                <w:lang w:val="tr-TR" w:eastAsia="tr-TR"/>
+              </w:rPr>
+              <w:t>MAPE (%)</w:t>
+            </w:r>
+          </w:p>
+        </w:tc>
+        <w:tc>
+          <w:tcPr>
+            <w:tcW w:w="2510" w:type="dxa"/>
+            <w:vAlign w:val="bottom"/>
+          </w:tcPr>
+          <w:p>
+            <w:pPr>
+              <w:spacing w:after="0" w:line="240" w:lineRule="auto"/>
+              <w:rPr>
+                <w:rFonts w:ascii="Times New Roman" w:eastAsia="Times New Roman" w:hAnsi="Times New Roman" w:cs="Times New Roman"/>
+                <w:sz w:val="20"/>
+                <w:szCs w:val="20"/>
+                <w:lang w:val="tr-TR" w:eastAsia="tr-TR"/>
+              </w:rPr>
+            </w:pPr>
+            <w:r>
+              <w:rPr>
+                <w:rFonts w:ascii="Times New Roman" w:eastAsia="Times New Roman" w:hAnsi="Times New Roman" w:cs="Times New Roman"/>
+                <w:sz w:val="20"/>
+                <w:szCs w:val="20"/>
+                <w:lang w:val="tr-TR" w:eastAsia="tr-TR"/>
+              </w:rPr>
+              <w:t>16.02% ± 7.98%</w:t>
+            </w:r>
+          </w:p>
+        </w:tc>
+      </w:tr>
+      <w:tr>
+        <w:trPr>
+          <w:trHeight w:val="315"/>
+        </w:trPr>
+        <w:tc>
+          <w:tcPr>
+            <w:tcW w:w="1345" w:type="dxa"/>
+            <w:vMerge/>
+            <w:tcMar>
+              <w:top w:w="30" w:type="dxa"/>
+              <w:left w:w="45" w:type="dxa"/>
+              <w:bottom w:w="30" w:type="dxa"/>
+              <w:right w:w="45" w:type="dxa"/>
+            </w:tcMar>
+            <w:vAlign w:val="center"/>
+          </w:tcPr>
+          <w:p>
+            <w:pPr>
+              <w:spacing w:after="0" w:line="240" w:lineRule="auto"/>
+              <w:rPr>
+                <w:rFonts w:ascii="Times New Roman" w:eastAsia="Times New Roman" w:hAnsi="Times New Roman" w:cs="Times New Roman"/>
+                <w:sz w:val="20"/>
+                <w:szCs w:val="20"/>
+                <w:lang w:val="tr-TR" w:eastAsia="tr-TR"/>
+              </w:rPr>
+            </w:pPr>
+          </w:p>
+        </w:tc>
+        <w:tc>
+          <w:tcPr>
+            <w:tcW w:w="915" w:type="dxa"/>
+            <w:vMerge/>
+            <w:tcMar>
+              <w:top w:w="30" w:type="dxa"/>
+              <w:left w:w="45" w:type="dxa"/>
+              <w:bottom w:w="30" w:type="dxa"/>
+              <w:right w:w="45" w:type="dxa"/>
+            </w:tcMar>
+            <w:vAlign w:val="bottom"/>
+          </w:tcPr>
+          <w:p>
+            <w:pPr>
+              <w:spacing w:after="0" w:line="240" w:lineRule="auto"/>
+              <w:rPr>
+                <w:rFonts w:ascii="Times New Roman" w:eastAsia="Times New Roman" w:hAnsi="Times New Roman" w:cs="Times New Roman"/>
+                <w:sz w:val="20"/>
+                <w:szCs w:val="20"/>
+                <w:lang w:val="tr-TR" w:eastAsia="tr-TR"/>
+              </w:rPr>
+            </w:pPr>
+          </w:p>
+        </w:tc>
+        <w:tc>
+          <w:tcPr>
+            <w:tcW w:w="1846" w:type="dxa"/>
+            <w:tcMar>
+              <w:top w:w="30" w:type="dxa"/>
+              <w:left w:w="45" w:type="dxa"/>
+              <w:bottom w:w="30" w:type="dxa"/>
+              <w:right w:w="45" w:type="dxa"/>
+            </w:tcMar>
+            <w:vAlign w:val="bottom"/>
+          </w:tcPr>
+          <w:p>
+            <w:pPr>
+              <w:spacing w:after="0" w:line="240" w:lineRule="auto"/>
+              <w:rPr>
+                <w:rFonts w:ascii="Times New Roman" w:eastAsia="Times New Roman" w:hAnsi="Times New Roman" w:cs="Times New Roman"/>
+                <w:sz w:val="20"/>
+                <w:szCs w:val="20"/>
+                <w:lang w:val="tr-TR" w:eastAsia="tr-TR"/>
+              </w:rPr>
+            </w:pPr>
+            <w:r>
+              <w:rPr>
+                <w:rFonts w:ascii="Times New Roman" w:eastAsia="Times New Roman" w:hAnsi="Times New Roman" w:cs="Times New Roman"/>
+                <w:sz w:val="20"/>
+                <w:szCs w:val="20"/>
+                <w:lang w:val="tr-TR" w:eastAsia="tr-TR"/>
+              </w:rPr>
+              <w:t>DM Test (</w:t>
+            </w:r>
+            <w:proofErr w:type="spellStart"/>
+            <w:r>
+              <w:rPr>
+                <w:rFonts w:ascii="Times New Roman" w:eastAsia="Times New Roman" w:hAnsi="Times New Roman" w:cs="Times New Roman"/>
+                <w:sz w:val="20"/>
+                <w:szCs w:val="20"/>
+                <w:lang w:val="tr-TR" w:eastAsia="tr-TR"/>
+              </w:rPr>
+              <w:t>vs</w:t>
+            </w:r>
+            <w:proofErr w:type="spellEnd"/>
+            <w:r>
+              <w:rPr>
+                <w:rFonts w:ascii="Times New Roman" w:eastAsia="Times New Roman" w:hAnsi="Times New Roman" w:cs="Times New Roman"/>
+                <w:sz w:val="20"/>
+                <w:szCs w:val="20"/>
+                <w:lang w:val="tr-TR" w:eastAsia="tr-TR"/>
+              </w:rPr>
+              <w:t xml:space="preserve"> </w:t>
+            </w:r>
+            <w:proofErr w:type="spellStart"/>
+            <w:r>
+              <w:rPr>
+                <w:rFonts w:ascii="Times New Roman" w:eastAsia="Times New Roman" w:hAnsi="Times New Roman" w:cs="Times New Roman"/>
+                <w:sz w:val="20"/>
+                <w:szCs w:val="20"/>
+                <w:lang w:val="tr-TR" w:eastAsia="tr-TR"/>
+              </w:rPr>
+              <w:t>Naive</w:t>
+            </w:r>
+            <w:proofErr w:type="spellEnd"/>
+            <w:r>
+              <w:rPr>
+                <w:rFonts w:ascii="Times New Roman" w:eastAsia="Times New Roman" w:hAnsi="Times New Roman" w:cs="Times New Roman"/>
+                <w:sz w:val="20"/>
+                <w:szCs w:val="20"/>
+                <w:lang w:val="tr-TR" w:eastAsia="tr-TR"/>
+              </w:rPr>
+              <w:t>)</w:t>
+            </w:r>
+          </w:p>
+        </w:tc>
+        <w:tc>
+          <w:tcPr>
+            <w:tcW w:w="2510" w:type="dxa"/>
+            <w:vAlign w:val="bottom"/>
+          </w:tcPr>
+          <w:p>
+            <w:pPr>
+              <w:spacing w:after="0" w:line="240" w:lineRule="auto"/>
+              <w:rPr>
+                <w:rFonts w:ascii="Times New Roman" w:eastAsia="Times New Roman" w:hAnsi="Times New Roman" w:cs="Times New Roman"/>
+                <w:sz w:val="20"/>
+                <w:szCs w:val="20"/>
+                <w:lang w:val="tr-TR" w:eastAsia="tr-TR"/>
+              </w:rPr>
+            </w:pPr>
+            <w:r>
+              <w:rPr>
+                <w:rFonts w:ascii="Times New Roman" w:eastAsia="Times New Roman" w:hAnsi="Times New Roman" w:cs="Times New Roman"/>
+                <w:sz w:val="20"/>
+                <w:szCs w:val="20"/>
+                <w:lang w:val="tr-TR" w:eastAsia="tr-TR"/>
+              </w:rPr>
+              <w:t>(p &lt; 0.001)</w:t>
+            </w:r>
+          </w:p>
+        </w:tc>
+      </w:tr>
+      <w:tr>
+        <w:trPr>
+          <w:trHeight w:val="315"/>
+        </w:trPr>
+        <w:tc>
+          <w:tcPr>
+            <w:tcW w:w="1345" w:type="dxa"/>
+            <w:vMerge w:val="restart"/>
+            <w:tcMar>
+              <w:top w:w="30" w:type="dxa"/>
+              <w:left w:w="45" w:type="dxa"/>
+              <w:bottom w:w="30" w:type="dxa"/>
+              <w:right w:w="45" w:type="dxa"/>
+            </w:tcMar>
+            <w:vAlign w:val="center"/>
+            <w:hideMark/>
+          </w:tcPr>
+          <w:p>
+            <w:pPr>
+              <w:spacing w:after="0" w:line="240" w:lineRule="auto"/>
+              <w:rPr>
+                <w:rFonts w:ascii="Times New Roman" w:eastAsia="Times New Roman" w:hAnsi="Times New Roman" w:cs="Times New Roman"/>
+                <w:sz w:val="20"/>
+                <w:szCs w:val="20"/>
+                <w:lang w:val="tr-TR" w:eastAsia="tr-TR"/>
+              </w:rPr>
+            </w:pPr>
+            <w:proofErr w:type="spellStart"/>
+            <w:r>
+              <w:rPr>
+                <w:rFonts w:ascii="Times New Roman" w:eastAsia="Times New Roman" w:hAnsi="Times New Roman" w:cs="Times New Roman"/>
+                <w:sz w:val="20"/>
+                <w:szCs w:val="20"/>
+                <w:lang w:val="tr-TR" w:eastAsia="tr-TR"/>
+              </w:rPr>
+              <w:t>Deep</w:t>
+            </w:r>
+            <w:proofErr w:type="spellEnd"/>
+            <w:r>
+              <w:rPr>
+                <w:rFonts w:ascii="Times New Roman" w:eastAsia="Times New Roman" w:hAnsi="Times New Roman" w:cs="Times New Roman"/>
+                <w:sz w:val="20"/>
+                <w:szCs w:val="20"/>
+                <w:lang w:val="tr-TR" w:eastAsia="tr-TR"/>
+              </w:rPr>
+              <w:t xml:space="preserve"> Learning</w:t>
+            </w:r>
+          </w:p>
+        </w:tc>
+        <w:tc>
+          <w:tcPr>
+            <w:tcW w:w="915" w:type="dxa"/>
+            <w:vMerge w:val="restart"/>
+            <w:tcMar>
+              <w:top w:w="30" w:type="dxa"/>
+              <w:left w:w="45" w:type="dxa"/>
+              <w:bottom w:w="30" w:type="dxa"/>
+              <w:right w:w="45" w:type="dxa"/>
+            </w:tcMar>
+            <w:vAlign w:val="center"/>
+            <w:hideMark/>
+          </w:tcPr>
+          <w:p>
+            <w:pPr>
+              <w:spacing w:after="0" w:line="240" w:lineRule="auto"/>
+              <w:rPr>
+                <w:rFonts w:ascii="Times New Roman" w:eastAsia="Times New Roman" w:hAnsi="Times New Roman" w:cs="Times New Roman"/>
+                <w:sz w:val="20"/>
+                <w:szCs w:val="20"/>
+                <w:lang w:val="tr-TR" w:eastAsia="tr-TR"/>
+              </w:rPr>
+            </w:pPr>
+            <w:r>
+              <w:rPr>
+                <w:rFonts w:ascii="Times New Roman" w:eastAsia="Times New Roman" w:hAnsi="Times New Roman" w:cs="Times New Roman"/>
+                <w:sz w:val="20"/>
+                <w:szCs w:val="20"/>
+                <w:lang w:val="tr-TR" w:eastAsia="tr-TR"/>
+              </w:rPr>
+              <w:t>LSTM</w:t>
             </w:r>
           </w:p>
         </w:tc>
@@ -4111,7 +5344,7 @@
                 <w:szCs w:val="20"/>
                 <w:lang w:val="tr-TR" w:eastAsia="tr-TR"/>
               </w:rPr>
-              <w:t>0.8788 ± 0.0951</w:t>
+              <w:t>0.7799 ± 0.1725</w:t>
             </w:r>
           </w:p>
         </w:tc>
@@ -4122,7 +5355,7 @@
         </w:trPr>
         <w:tc>
           <w:tcPr>
-            <w:tcW w:w="1157" w:type="dxa"/>
+            <w:tcW w:w="1345" w:type="dxa"/>
             <w:vMerge/>
             <w:tcMar>
               <w:top w:w="30" w:type="dxa"/>
@@ -4147,7 +5380,7 @@
         </w:tc>
         <w:tc>
           <w:tcPr>
-            <w:tcW w:w="1103" w:type="dxa"/>
+            <w:tcW w:w="915" w:type="dxa"/>
             <w:vMerge/>
             <w:tcMar>
               <w:top w:w="30" w:type="dxa"/>
@@ -4254,7 +5487,7 @@
                 <w:szCs w:val="20"/>
                 <w:lang w:val="tr-TR" w:eastAsia="tr-TR"/>
               </w:rPr>
-              <w:t>0.0615 ± 0.0317</w:t>
+              <w:t>0.0487 ± 0.0172</w:t>
             </w:r>
           </w:p>
         </w:tc>
@@ -4265,7 +5498,7 @@
         </w:trPr>
         <w:tc>
           <w:tcPr>
-            <w:tcW w:w="1157" w:type="dxa"/>
+            <w:tcW w:w="1345" w:type="dxa"/>
             <w:vMerge/>
             <w:tcMar>
               <w:top w:w="30" w:type="dxa"/>
@@ -4290,7 +5523,7 @@
         </w:tc>
         <w:tc>
           <w:tcPr>
-            <w:tcW w:w="1103" w:type="dxa"/>
+            <w:tcW w:w="915" w:type="dxa"/>
             <w:vMerge/>
             <w:tcMar>
               <w:top w:w="30" w:type="dxa"/>
@@ -4397,7 +5630,7 @@
                 <w:szCs w:val="20"/>
                 <w:lang w:val="tr-TR" w:eastAsia="tr-TR"/>
               </w:rPr>
-              <w:t>0.0082 ± 0.0048</w:t>
+              <w:t>0.0118 ± 0.0077</w:t>
             </w:r>
           </w:p>
         </w:tc>
@@ -4408,7 +5641,7 @@
         </w:trPr>
         <w:tc>
           <w:tcPr>
-            <w:tcW w:w="1157" w:type="dxa"/>
+            <w:tcW w:w="1345" w:type="dxa"/>
             <w:vMerge/>
             <w:tcMar>
               <w:top w:w="30" w:type="dxa"/>
@@ -4433,7 +5666,7 @@
         </w:tc>
         <w:tc>
           <w:tcPr>
-            <w:tcW w:w="1103" w:type="dxa"/>
+            <w:tcW w:w="915" w:type="dxa"/>
             <w:vMerge/>
             <w:tcMar>
               <w:top w:w="30" w:type="dxa"/>
@@ -4531,7 +5764,7 @@
                 <w:szCs w:val="20"/>
                 <w:lang w:val="tr-TR" w:eastAsia="tr-TR"/>
               </w:rPr>
-              <w:t>73.42% ± 41.25%</w:t>
+              <w:t>27.77% ± 8.92%</w:t>
             </w:r>
           </w:p>
         </w:tc>
@@ -4542,7 +5775,7 @@
         </w:trPr>
         <w:tc>
           <w:tcPr>
-            <w:tcW w:w="1157" w:type="dxa"/>
+            <w:tcW w:w="1345" w:type="dxa"/>
             <w:vMerge/>
             <w:tcMar>
               <w:top w:w="30" w:type="dxa"/>
@@ -4567,7 +5800,724 @@
         </w:tc>
         <w:tc>
           <w:tcPr>
-            <w:tcW w:w="1103" w:type="dxa"/>
+            <w:tcW w:w="915" w:type="dxa"/>
+            <w:vMerge/>
+            <w:tcMar>
+              <w:top w:w="30" w:type="dxa"/>
+              <w:left w:w="45" w:type="dxa"/>
+              <w:bottom w:w="30" w:type="dxa"/>
+              <w:right w:w="45" w:type="dxa"/>
+            </w:tcMar>
+            <w:vAlign w:val="bottom"/>
+            <w:hideMark/>
+          </w:tcPr>
+          <w:p>
+            <w:pPr>
+              <w:spacing w:after="0" w:line="240" w:lineRule="auto"/>
+              <w:rPr>
+                <w:rFonts w:ascii="Times New Roman" w:eastAsia="Times New Roman" w:hAnsi="Times New Roman" w:cs="Times New Roman"/>
+                <w:sz w:val="20"/>
+                <w:szCs w:val="20"/>
+                <w:lang w:val="tr-TR" w:eastAsia="tr-TR"/>
+              </w:rPr>
+            </w:pPr>
+          </w:p>
+        </w:tc>
+        <w:tc>
+          <w:tcPr>
+            <w:tcW w:w="1846" w:type="dxa"/>
+            <w:tcMar>
+              <w:top w:w="30" w:type="dxa"/>
+              <w:left w:w="45" w:type="dxa"/>
+              <w:bottom w:w="30" w:type="dxa"/>
+              <w:right w:w="45" w:type="dxa"/>
+            </w:tcMar>
+            <w:vAlign w:val="bottom"/>
+            <w:hideMark/>
+          </w:tcPr>
+          <w:p>
+            <w:pPr>
+              <w:spacing w:after="0" w:line="240" w:lineRule="auto"/>
+              <w:rPr>
+                <w:rFonts w:ascii="Times New Roman" w:eastAsia="Times New Roman" w:hAnsi="Times New Roman" w:cs="Times New Roman"/>
+                <w:sz w:val="20"/>
+                <w:szCs w:val="20"/>
+                <w:lang w:val="tr-TR" w:eastAsia="tr-TR"/>
+              </w:rPr>
+            </w:pPr>
+            <w:r>
+              <w:rPr>
+                <w:rFonts w:ascii="Times New Roman" w:eastAsia="Times New Roman" w:hAnsi="Times New Roman" w:cs="Times New Roman"/>
+                <w:sz w:val="20"/>
+                <w:szCs w:val="20"/>
+                <w:lang w:val="tr-TR" w:eastAsia="tr-TR"/>
+              </w:rPr>
+              <w:t>DM Test (</w:t>
+            </w:r>
+            <w:proofErr w:type="spellStart"/>
+            <w:r>
+              <w:rPr>
+                <w:rFonts w:ascii="Times New Roman" w:eastAsia="Times New Roman" w:hAnsi="Times New Roman" w:cs="Times New Roman"/>
+                <w:sz w:val="20"/>
+                <w:szCs w:val="20"/>
+                <w:lang w:val="tr-TR" w:eastAsia="tr-TR"/>
+              </w:rPr>
+              <w:t>vs</w:t>
+            </w:r>
+            <w:proofErr w:type="spellEnd"/>
+            <w:r>
+              <w:rPr>
+                <w:rFonts w:ascii="Times New Roman" w:eastAsia="Times New Roman" w:hAnsi="Times New Roman" w:cs="Times New Roman"/>
+                <w:sz w:val="20"/>
+                <w:szCs w:val="20"/>
+                <w:lang w:val="tr-TR" w:eastAsia="tr-TR"/>
+              </w:rPr>
+              <w:t xml:space="preserve"> </w:t>
+            </w:r>
+            <w:proofErr w:type="spellStart"/>
+            <w:r>
+              <w:rPr>
+                <w:rFonts w:ascii="Times New Roman" w:eastAsia="Times New Roman" w:hAnsi="Times New Roman" w:cs="Times New Roman"/>
+                <w:sz w:val="20"/>
+                <w:szCs w:val="20"/>
+                <w:lang w:val="tr-TR" w:eastAsia="tr-TR"/>
+              </w:rPr>
+              <w:t>Naive</w:t>
+            </w:r>
+            <w:proofErr w:type="spellEnd"/>
+            <w:r>
+              <w:rPr>
+                <w:rFonts w:ascii="Times New Roman" w:eastAsia="Times New Roman" w:hAnsi="Times New Roman" w:cs="Times New Roman"/>
+                <w:sz w:val="20"/>
+                <w:szCs w:val="20"/>
+                <w:lang w:val="tr-TR" w:eastAsia="tr-TR"/>
+              </w:rPr>
+              <w:t>)</w:t>
+            </w:r>
+          </w:p>
+        </w:tc>
+        <w:tc>
+          <w:tcPr>
+            <w:tcW w:w="2510" w:type="dxa"/>
+            <w:vAlign w:val="bottom"/>
+          </w:tcPr>
+          <w:p>
+            <w:pPr>
+              <w:spacing w:after="0" w:line="240" w:lineRule="auto"/>
+              <w:rPr>
+                <w:rFonts w:ascii="Times New Roman" w:eastAsia="Times New Roman" w:hAnsi="Times New Roman" w:cs="Times New Roman"/>
+                <w:sz w:val="20"/>
+                <w:szCs w:val="20"/>
+                <w:lang w:val="tr-TR" w:eastAsia="tr-TR"/>
+              </w:rPr>
+            </w:pPr>
+            <w:r>
+              <w:rPr>
+                <w:rFonts w:ascii="Times New Roman" w:eastAsia="Times New Roman" w:hAnsi="Times New Roman" w:cs="Times New Roman"/>
+                <w:sz w:val="20"/>
+                <w:szCs w:val="20"/>
+                <w:lang w:val="tr-TR" w:eastAsia="tr-TR"/>
+              </w:rPr>
+              <w:t>(p &lt; 0.001)</w:t>
+            </w:r>
+          </w:p>
+        </w:tc>
+      </w:tr>
+      <w:tr>
+        <w:trPr>
+          <w:trHeight w:val="315"/>
+        </w:trPr>
+        <w:tc>
+          <w:tcPr>
+            <w:tcW w:w="1345" w:type="dxa"/>
+            <w:vMerge/>
+            <w:tcMar>
+              <w:top w:w="30" w:type="dxa"/>
+              <w:left w:w="45" w:type="dxa"/>
+              <w:bottom w:w="30" w:type="dxa"/>
+              <w:right w:w="45" w:type="dxa"/>
+            </w:tcMar>
+            <w:vAlign w:val="bottom"/>
+            <w:hideMark/>
+          </w:tcPr>
+          <w:p>
+            <w:pPr>
+              <w:spacing w:after="0" w:line="240" w:lineRule="auto"/>
+              <w:rPr>
+                <w:rFonts w:ascii="Times New Roman" w:eastAsia="Times New Roman" w:hAnsi="Times New Roman" w:cs="Times New Roman"/>
+                <w:sz w:val="20"/>
+                <w:szCs w:val="20"/>
+                <w:lang w:val="tr-TR" w:eastAsia="tr-TR"/>
+              </w:rPr>
+            </w:pPr>
+          </w:p>
+        </w:tc>
+        <w:tc>
+          <w:tcPr>
+            <w:tcW w:w="915" w:type="dxa"/>
+            <w:vMerge w:val="restart"/>
+            <w:tcMar>
+              <w:top w:w="30" w:type="dxa"/>
+              <w:left w:w="45" w:type="dxa"/>
+              <w:bottom w:w="30" w:type="dxa"/>
+              <w:right w:w="45" w:type="dxa"/>
+            </w:tcMar>
+            <w:vAlign w:val="center"/>
+            <w:hideMark/>
+          </w:tcPr>
+          <w:p>
+            <w:pPr>
+              <w:spacing w:after="0" w:line="240" w:lineRule="auto"/>
+              <w:rPr>
+                <w:rFonts w:ascii="Times New Roman" w:eastAsia="Times New Roman" w:hAnsi="Times New Roman" w:cs="Times New Roman"/>
+                <w:sz w:val="20"/>
+                <w:szCs w:val="20"/>
+                <w:lang w:val="tr-TR" w:eastAsia="tr-TR"/>
+              </w:rPr>
+            </w:pPr>
+            <w:r>
+              <w:rPr>
+                <w:rFonts w:ascii="Times New Roman" w:eastAsia="Times New Roman" w:hAnsi="Times New Roman" w:cs="Times New Roman"/>
+                <w:sz w:val="20"/>
+                <w:szCs w:val="20"/>
+                <w:lang w:val="tr-TR" w:eastAsia="tr-TR"/>
+              </w:rPr>
+              <w:t>ANN</w:t>
+            </w:r>
+          </w:p>
+        </w:tc>
+        <w:tc>
+          <w:tcPr>
+            <w:tcW w:w="1846" w:type="dxa"/>
+            <w:tcMar>
+              <w:top w:w="30" w:type="dxa"/>
+              <w:left w:w="45" w:type="dxa"/>
+              <w:bottom w:w="30" w:type="dxa"/>
+              <w:right w:w="45" w:type="dxa"/>
+            </w:tcMar>
+            <w:vAlign w:val="bottom"/>
+            <w:hideMark/>
+          </w:tcPr>
+          <w:p>
+            <w:pPr>
+              <w:spacing w:after="0" w:line="240" w:lineRule="auto"/>
+              <w:rPr>
+                <w:rFonts w:ascii="Times New Roman" w:eastAsia="Times New Roman" w:hAnsi="Times New Roman" w:cs="Times New Roman"/>
+                <w:sz w:val="20"/>
+                <w:szCs w:val="20"/>
+                <w:lang w:val="tr-TR" w:eastAsia="tr-TR"/>
+              </w:rPr>
+            </w:pPr>
+            <w:r>
+              <w:rPr>
+                <w:rFonts w:ascii="Times New Roman" w:eastAsia="Times New Roman" w:hAnsi="Times New Roman" w:cs="Times New Roman"/>
+                <w:sz w:val="20"/>
+                <w:szCs w:val="20"/>
+                <w:lang w:val="tr-TR" w:eastAsia="tr-TR"/>
+              </w:rPr>
+              <w:t>R²</w:t>
+            </w:r>
+          </w:p>
+        </w:tc>
+        <w:tc>
+          <w:tcPr>
+            <w:tcW w:w="2510" w:type="dxa"/>
+            <w:vAlign w:val="bottom"/>
+          </w:tcPr>
+          <w:p>
+            <w:pPr>
+              <w:shd w:val="clear" w:color="auto" w:fill="FFFFFF"/>
+              <w:tabs>
+                <w:tab w:val="left" w:pos="916"/>
+                <w:tab w:val="left" w:pos="1832"/>
+                <w:tab w:val="left" w:pos="2748"/>
+                <w:tab w:val="left" w:pos="3664"/>
+                <w:tab w:val="left" w:pos="4580"/>
+                <w:tab w:val="left" w:pos="5496"/>
+                <w:tab w:val="left" w:pos="6412"/>
+                <w:tab w:val="left" w:pos="7328"/>
+                <w:tab w:val="left" w:pos="8244"/>
+                <w:tab w:val="left" w:pos="9160"/>
+                <w:tab w:val="left" w:pos="10076"/>
+                <w:tab w:val="left" w:pos="10992"/>
+                <w:tab w:val="left" w:pos="11908"/>
+                <w:tab w:val="left" w:pos="12824"/>
+                <w:tab w:val="left" w:pos="13740"/>
+                <w:tab w:val="left" w:pos="14656"/>
+              </w:tabs>
+              <w:wordWrap w:val="0"/>
+              <w:spacing w:after="0" w:line="240" w:lineRule="auto"/>
+              <w:rPr>
+                <w:rFonts w:ascii="Times New Roman" w:eastAsia="Times New Roman" w:hAnsi="Times New Roman" w:cs="Times New Roman"/>
+                <w:sz w:val="20"/>
+                <w:szCs w:val="20"/>
+                <w:lang w:val="tr-TR" w:eastAsia="tr-TR"/>
+              </w:rPr>
+            </w:pPr>
+            <w:r>
+              <w:rPr>
+                <w:rFonts w:ascii="Times New Roman" w:eastAsia="Times New Roman" w:hAnsi="Times New Roman" w:cs="Times New Roman"/>
+                <w:sz w:val="20"/>
+                <w:szCs w:val="20"/>
+                <w:lang w:val="tr-TR" w:eastAsia="tr-TR"/>
+              </w:rPr>
+              <w:t>0.8788 ± 0.0951</w:t>
+            </w:r>
+          </w:p>
+        </w:tc>
+      </w:tr>
+      <w:tr>
+        <w:trPr>
+          <w:trHeight w:val="315"/>
+        </w:trPr>
+        <w:tc>
+          <w:tcPr>
+            <w:tcW w:w="1345" w:type="dxa"/>
+            <w:vMerge/>
+            <w:tcMar>
+              <w:top w:w="30" w:type="dxa"/>
+              <w:left w:w="45" w:type="dxa"/>
+              <w:bottom w:w="30" w:type="dxa"/>
+              <w:right w:w="45" w:type="dxa"/>
+            </w:tcMar>
+            <w:vAlign w:val="bottom"/>
+            <w:hideMark/>
+          </w:tcPr>
+          <w:p>
+            <w:pPr>
+              <w:spacing w:after="0" w:line="240" w:lineRule="auto"/>
+              <w:rPr>
+                <w:rFonts w:ascii="Times New Roman" w:eastAsia="Times New Roman" w:hAnsi="Times New Roman" w:cs="Times New Roman"/>
+                <w:sz w:val="20"/>
+                <w:szCs w:val="20"/>
+                <w:lang w:val="tr-TR" w:eastAsia="tr-TR"/>
+              </w:rPr>
+            </w:pPr>
+          </w:p>
+        </w:tc>
+        <w:tc>
+          <w:tcPr>
+            <w:tcW w:w="915" w:type="dxa"/>
+            <w:vMerge/>
+            <w:tcMar>
+              <w:top w:w="30" w:type="dxa"/>
+              <w:left w:w="45" w:type="dxa"/>
+              <w:bottom w:w="30" w:type="dxa"/>
+              <w:right w:w="45" w:type="dxa"/>
+            </w:tcMar>
+            <w:vAlign w:val="bottom"/>
+            <w:hideMark/>
+          </w:tcPr>
+          <w:p>
+            <w:pPr>
+              <w:spacing w:after="0" w:line="240" w:lineRule="auto"/>
+              <w:rPr>
+                <w:rFonts w:ascii="Times New Roman" w:eastAsia="Times New Roman" w:hAnsi="Times New Roman" w:cs="Times New Roman"/>
+                <w:sz w:val="20"/>
+                <w:szCs w:val="20"/>
+                <w:lang w:val="tr-TR" w:eastAsia="tr-TR"/>
+              </w:rPr>
+            </w:pPr>
+          </w:p>
+        </w:tc>
+        <w:tc>
+          <w:tcPr>
+            <w:tcW w:w="1846" w:type="dxa"/>
+            <w:tcMar>
+              <w:top w:w="30" w:type="dxa"/>
+              <w:left w:w="45" w:type="dxa"/>
+              <w:bottom w:w="30" w:type="dxa"/>
+              <w:right w:w="45" w:type="dxa"/>
+            </w:tcMar>
+            <w:vAlign w:val="bottom"/>
+            <w:hideMark/>
+          </w:tcPr>
+          <w:p>
+            <w:pPr>
+              <w:spacing w:after="0" w:line="240" w:lineRule="auto"/>
+              <w:rPr>
+                <w:rFonts w:ascii="Times New Roman" w:eastAsia="Times New Roman" w:hAnsi="Times New Roman" w:cs="Times New Roman"/>
+                <w:sz w:val="20"/>
+                <w:szCs w:val="20"/>
+                <w:lang w:val="tr-TR" w:eastAsia="tr-TR"/>
+              </w:rPr>
+            </w:pPr>
+            <w:r>
+              <w:rPr>
+                <w:rFonts w:ascii="Times New Roman" w:eastAsia="Times New Roman" w:hAnsi="Times New Roman" w:cs="Times New Roman"/>
+                <w:sz w:val="20"/>
+                <w:szCs w:val="20"/>
+                <w:lang w:val="tr-TR" w:eastAsia="tr-TR"/>
+              </w:rPr>
+              <w:t>N</w:t>
+            </w:r>
+            <w:r>
+              <w:rPr>
+                <w:rFonts w:ascii="Times New Roman" w:eastAsia="Times New Roman" w:hAnsi="Times New Roman" w:cs="Times New Roman"/>
+                <w:sz w:val="20"/>
+                <w:szCs w:val="20"/>
+                <w:lang w:val="tr-TR" w:eastAsia="tr-TR"/>
+              </w:rPr>
+              <w:t>MAE</w:t>
+            </w:r>
+          </w:p>
+        </w:tc>
+        <w:tc>
+          <w:tcPr>
+            <w:tcW w:w="2510" w:type="dxa"/>
+            <w:vAlign w:val="bottom"/>
+          </w:tcPr>
+          <w:p>
+            <w:pPr>
+              <w:shd w:val="clear" w:color="auto" w:fill="FFFFFF"/>
+              <w:tabs>
+                <w:tab w:val="left" w:pos="916"/>
+                <w:tab w:val="left" w:pos="1832"/>
+                <w:tab w:val="left" w:pos="2748"/>
+                <w:tab w:val="left" w:pos="3664"/>
+                <w:tab w:val="left" w:pos="4580"/>
+                <w:tab w:val="left" w:pos="5496"/>
+                <w:tab w:val="left" w:pos="6412"/>
+                <w:tab w:val="left" w:pos="7328"/>
+                <w:tab w:val="left" w:pos="8244"/>
+                <w:tab w:val="left" w:pos="9160"/>
+                <w:tab w:val="left" w:pos="10076"/>
+                <w:tab w:val="left" w:pos="10992"/>
+                <w:tab w:val="left" w:pos="11908"/>
+                <w:tab w:val="left" w:pos="12824"/>
+                <w:tab w:val="left" w:pos="13740"/>
+                <w:tab w:val="left" w:pos="14656"/>
+              </w:tabs>
+              <w:wordWrap w:val="0"/>
+              <w:spacing w:after="0" w:line="240" w:lineRule="auto"/>
+              <w:rPr>
+                <w:rFonts w:ascii="Times New Roman" w:eastAsia="Times New Roman" w:hAnsi="Times New Roman" w:cs="Times New Roman"/>
+                <w:sz w:val="20"/>
+                <w:szCs w:val="20"/>
+                <w:lang w:val="tr-TR" w:eastAsia="tr-TR"/>
+              </w:rPr>
+            </w:pPr>
+            <w:r>
+              <w:rPr>
+                <w:rFonts w:ascii="Times New Roman" w:eastAsia="Times New Roman" w:hAnsi="Times New Roman" w:cs="Times New Roman"/>
+                <w:sz w:val="20"/>
+                <w:szCs w:val="20"/>
+                <w:lang w:val="tr-TR" w:eastAsia="tr-TR"/>
+              </w:rPr>
+              <w:t>0.0615 ± 0.0317</w:t>
+            </w:r>
+          </w:p>
+        </w:tc>
+      </w:tr>
+      <w:tr>
+        <w:trPr>
+          <w:trHeight w:val="315"/>
+        </w:trPr>
+        <w:tc>
+          <w:tcPr>
+            <w:tcW w:w="1345" w:type="dxa"/>
+            <w:vMerge/>
+            <w:tcMar>
+              <w:top w:w="30" w:type="dxa"/>
+              <w:left w:w="45" w:type="dxa"/>
+              <w:bottom w:w="30" w:type="dxa"/>
+              <w:right w:w="45" w:type="dxa"/>
+            </w:tcMar>
+            <w:vAlign w:val="bottom"/>
+            <w:hideMark/>
+          </w:tcPr>
+          <w:p>
+            <w:pPr>
+              <w:spacing w:after="0" w:line="240" w:lineRule="auto"/>
+              <w:rPr>
+                <w:rFonts w:ascii="Times New Roman" w:eastAsia="Times New Roman" w:hAnsi="Times New Roman" w:cs="Times New Roman"/>
+                <w:sz w:val="20"/>
+                <w:szCs w:val="20"/>
+                <w:lang w:val="tr-TR" w:eastAsia="tr-TR"/>
+              </w:rPr>
+            </w:pPr>
+          </w:p>
+        </w:tc>
+        <w:tc>
+          <w:tcPr>
+            <w:tcW w:w="915" w:type="dxa"/>
+            <w:vMerge/>
+            <w:tcMar>
+              <w:top w:w="30" w:type="dxa"/>
+              <w:left w:w="45" w:type="dxa"/>
+              <w:bottom w:w="30" w:type="dxa"/>
+              <w:right w:w="45" w:type="dxa"/>
+            </w:tcMar>
+            <w:vAlign w:val="bottom"/>
+            <w:hideMark/>
+          </w:tcPr>
+          <w:p>
+            <w:pPr>
+              <w:spacing w:after="0" w:line="240" w:lineRule="auto"/>
+              <w:rPr>
+                <w:rFonts w:ascii="Times New Roman" w:eastAsia="Times New Roman" w:hAnsi="Times New Roman" w:cs="Times New Roman"/>
+                <w:sz w:val="20"/>
+                <w:szCs w:val="20"/>
+                <w:lang w:val="tr-TR" w:eastAsia="tr-TR"/>
+              </w:rPr>
+            </w:pPr>
+          </w:p>
+        </w:tc>
+        <w:tc>
+          <w:tcPr>
+            <w:tcW w:w="1846" w:type="dxa"/>
+            <w:tcMar>
+              <w:top w:w="30" w:type="dxa"/>
+              <w:left w:w="45" w:type="dxa"/>
+              <w:bottom w:w="30" w:type="dxa"/>
+              <w:right w:w="45" w:type="dxa"/>
+            </w:tcMar>
+            <w:vAlign w:val="bottom"/>
+            <w:hideMark/>
+          </w:tcPr>
+          <w:p>
+            <w:pPr>
+              <w:spacing w:after="0" w:line="240" w:lineRule="auto"/>
+              <w:rPr>
+                <w:rFonts w:ascii="Times New Roman" w:eastAsia="Times New Roman" w:hAnsi="Times New Roman" w:cs="Times New Roman"/>
+                <w:sz w:val="20"/>
+                <w:szCs w:val="20"/>
+                <w:lang w:val="tr-TR" w:eastAsia="tr-TR"/>
+              </w:rPr>
+            </w:pPr>
+            <w:r>
+              <w:rPr>
+                <w:rFonts w:ascii="Times New Roman" w:eastAsia="Times New Roman" w:hAnsi="Times New Roman" w:cs="Times New Roman"/>
+                <w:sz w:val="20"/>
+                <w:szCs w:val="20"/>
+                <w:lang w:val="tr-TR" w:eastAsia="tr-TR"/>
+              </w:rPr>
+              <w:t>N</w:t>
+            </w:r>
+            <w:r>
+              <w:rPr>
+                <w:rFonts w:ascii="Times New Roman" w:eastAsia="Times New Roman" w:hAnsi="Times New Roman" w:cs="Times New Roman"/>
+                <w:sz w:val="20"/>
+                <w:szCs w:val="20"/>
+                <w:lang w:val="tr-TR" w:eastAsia="tr-TR"/>
+              </w:rPr>
+              <w:t>MSE</w:t>
+            </w:r>
+          </w:p>
+        </w:tc>
+        <w:tc>
+          <w:tcPr>
+            <w:tcW w:w="2510" w:type="dxa"/>
+            <w:vAlign w:val="bottom"/>
+          </w:tcPr>
+          <w:p>
+            <w:pPr>
+              <w:shd w:val="clear" w:color="auto" w:fill="FFFFFF"/>
+              <w:tabs>
+                <w:tab w:val="left" w:pos="916"/>
+                <w:tab w:val="left" w:pos="1832"/>
+                <w:tab w:val="left" w:pos="2748"/>
+                <w:tab w:val="left" w:pos="3664"/>
+                <w:tab w:val="left" w:pos="4580"/>
+                <w:tab w:val="left" w:pos="5496"/>
+                <w:tab w:val="left" w:pos="6412"/>
+                <w:tab w:val="left" w:pos="7328"/>
+                <w:tab w:val="left" w:pos="8244"/>
+                <w:tab w:val="left" w:pos="9160"/>
+                <w:tab w:val="left" w:pos="10076"/>
+                <w:tab w:val="left" w:pos="10992"/>
+                <w:tab w:val="left" w:pos="11908"/>
+                <w:tab w:val="left" w:pos="12824"/>
+                <w:tab w:val="left" w:pos="13740"/>
+                <w:tab w:val="left" w:pos="14656"/>
+              </w:tabs>
+              <w:wordWrap w:val="0"/>
+              <w:spacing w:after="0" w:line="240" w:lineRule="auto"/>
+              <w:rPr>
+                <w:rFonts w:ascii="Times New Roman" w:eastAsia="Times New Roman" w:hAnsi="Times New Roman" w:cs="Times New Roman"/>
+                <w:sz w:val="20"/>
+                <w:szCs w:val="20"/>
+                <w:lang w:val="tr-TR" w:eastAsia="tr-TR"/>
+              </w:rPr>
+            </w:pPr>
+            <w:r>
+              <w:rPr>
+                <w:rFonts w:ascii="Times New Roman" w:eastAsia="Times New Roman" w:hAnsi="Times New Roman" w:cs="Times New Roman"/>
+                <w:sz w:val="20"/>
+                <w:szCs w:val="20"/>
+                <w:lang w:val="tr-TR" w:eastAsia="tr-TR"/>
+              </w:rPr>
+              <w:t>0.0082 ± 0.0048</w:t>
+            </w:r>
+          </w:p>
+        </w:tc>
+      </w:tr>
+      <w:tr>
+        <w:trPr>
+          <w:trHeight w:val="315"/>
+        </w:trPr>
+        <w:tc>
+          <w:tcPr>
+            <w:tcW w:w="1345" w:type="dxa"/>
+            <w:vMerge/>
+            <w:tcMar>
+              <w:top w:w="30" w:type="dxa"/>
+              <w:left w:w="45" w:type="dxa"/>
+              <w:bottom w:w="30" w:type="dxa"/>
+              <w:right w:w="45" w:type="dxa"/>
+            </w:tcMar>
+            <w:vAlign w:val="bottom"/>
+            <w:hideMark/>
+          </w:tcPr>
+          <w:p>
+            <w:pPr>
+              <w:spacing w:after="0" w:line="240" w:lineRule="auto"/>
+              <w:rPr>
+                <w:rFonts w:ascii="Times New Roman" w:eastAsia="Times New Roman" w:hAnsi="Times New Roman" w:cs="Times New Roman"/>
+                <w:sz w:val="20"/>
+                <w:szCs w:val="20"/>
+                <w:lang w:val="tr-TR" w:eastAsia="tr-TR"/>
+              </w:rPr>
+            </w:pPr>
+          </w:p>
+        </w:tc>
+        <w:tc>
+          <w:tcPr>
+            <w:tcW w:w="915" w:type="dxa"/>
+            <w:vMerge/>
+            <w:tcMar>
+              <w:top w:w="30" w:type="dxa"/>
+              <w:left w:w="45" w:type="dxa"/>
+              <w:bottom w:w="30" w:type="dxa"/>
+              <w:right w:w="45" w:type="dxa"/>
+            </w:tcMar>
+            <w:vAlign w:val="bottom"/>
+            <w:hideMark/>
+          </w:tcPr>
+          <w:p>
+            <w:pPr>
+              <w:spacing w:after="0" w:line="240" w:lineRule="auto"/>
+              <w:rPr>
+                <w:rFonts w:ascii="Times New Roman" w:eastAsia="Times New Roman" w:hAnsi="Times New Roman" w:cs="Times New Roman"/>
+                <w:sz w:val="20"/>
+                <w:szCs w:val="20"/>
+                <w:lang w:val="tr-TR" w:eastAsia="tr-TR"/>
+              </w:rPr>
+            </w:pPr>
+          </w:p>
+        </w:tc>
+        <w:tc>
+          <w:tcPr>
+            <w:tcW w:w="1846" w:type="dxa"/>
+            <w:tcMar>
+              <w:top w:w="30" w:type="dxa"/>
+              <w:left w:w="45" w:type="dxa"/>
+              <w:bottom w:w="30" w:type="dxa"/>
+              <w:right w:w="45" w:type="dxa"/>
+            </w:tcMar>
+            <w:vAlign w:val="bottom"/>
+            <w:hideMark/>
+          </w:tcPr>
+          <w:p>
+            <w:pPr>
+              <w:spacing w:after="0" w:line="240" w:lineRule="auto"/>
+              <w:rPr>
+                <w:rFonts w:ascii="Times New Roman" w:eastAsia="Times New Roman" w:hAnsi="Times New Roman" w:cs="Times New Roman"/>
+                <w:sz w:val="20"/>
+                <w:szCs w:val="20"/>
+                <w:lang w:val="tr-TR" w:eastAsia="tr-TR"/>
+              </w:rPr>
+            </w:pPr>
+            <w:r>
+              <w:rPr>
+                <w:rFonts w:ascii="Times New Roman" w:eastAsia="Times New Roman" w:hAnsi="Times New Roman" w:cs="Times New Roman"/>
+                <w:sz w:val="20"/>
+                <w:szCs w:val="20"/>
+                <w:lang w:val="tr-TR" w:eastAsia="tr-TR"/>
+              </w:rPr>
+              <w:t>MAPE (%)</w:t>
+            </w:r>
+          </w:p>
+        </w:tc>
+        <w:tc>
+          <w:tcPr>
+            <w:tcW w:w="2510" w:type="dxa"/>
+            <w:vAlign w:val="bottom"/>
+          </w:tcPr>
+          <w:p>
+            <w:pPr>
+              <w:shd w:val="clear" w:color="auto" w:fill="FFFFFF"/>
+              <w:tabs>
+                <w:tab w:val="left" w:pos="916"/>
+                <w:tab w:val="left" w:pos="1832"/>
+                <w:tab w:val="left" w:pos="2748"/>
+                <w:tab w:val="left" w:pos="3664"/>
+                <w:tab w:val="left" w:pos="4580"/>
+                <w:tab w:val="left" w:pos="5496"/>
+                <w:tab w:val="left" w:pos="6412"/>
+                <w:tab w:val="left" w:pos="7328"/>
+                <w:tab w:val="left" w:pos="8244"/>
+                <w:tab w:val="left" w:pos="9160"/>
+                <w:tab w:val="left" w:pos="10076"/>
+                <w:tab w:val="left" w:pos="10992"/>
+                <w:tab w:val="left" w:pos="11908"/>
+                <w:tab w:val="left" w:pos="12824"/>
+                <w:tab w:val="left" w:pos="13740"/>
+                <w:tab w:val="left" w:pos="14656"/>
+              </w:tabs>
+              <w:wordWrap w:val="0"/>
+              <w:spacing w:after="0" w:line="240" w:lineRule="auto"/>
+              <w:rPr>
+                <w:rFonts w:ascii="Times New Roman" w:eastAsia="Times New Roman" w:hAnsi="Times New Roman" w:cs="Times New Roman"/>
+                <w:sz w:val="20"/>
+                <w:szCs w:val="20"/>
+                <w:lang w:val="tr-TR" w:eastAsia="tr-TR"/>
+              </w:rPr>
+            </w:pPr>
+            <w:r>
+              <w:rPr>
+                <w:rFonts w:ascii="Times New Roman" w:eastAsia="Times New Roman" w:hAnsi="Times New Roman" w:cs="Times New Roman"/>
+                <w:sz w:val="20"/>
+                <w:szCs w:val="20"/>
+                <w:lang w:val="tr-TR" w:eastAsia="tr-TR"/>
+              </w:rPr>
+              <w:t>73.42% ± 41.25%</w:t>
+            </w:r>
+          </w:p>
+        </w:tc>
+      </w:tr>
+      <w:tr>
+        <w:trPr>
+          <w:trHeight w:val="315"/>
+        </w:trPr>
+        <w:tc>
+          <w:tcPr>
+            <w:tcW w:w="1345" w:type="dxa"/>
+            <w:vMerge/>
+            <w:tcMar>
+              <w:top w:w="30" w:type="dxa"/>
+              <w:left w:w="45" w:type="dxa"/>
+              <w:bottom w:w="30" w:type="dxa"/>
+              <w:right w:w="45" w:type="dxa"/>
+            </w:tcMar>
+            <w:vAlign w:val="bottom"/>
+            <w:hideMark/>
+          </w:tcPr>
+          <w:p>
+            <w:pPr>
+              <w:spacing w:after="0" w:line="240" w:lineRule="auto"/>
+              <w:rPr>
+                <w:rFonts w:ascii="Times New Roman" w:eastAsia="Times New Roman" w:hAnsi="Times New Roman" w:cs="Times New Roman"/>
+                <w:sz w:val="20"/>
+                <w:szCs w:val="20"/>
+                <w:lang w:val="tr-TR" w:eastAsia="tr-TR"/>
+              </w:rPr>
+            </w:pPr>
+          </w:p>
+        </w:tc>
+        <w:tc>
+          <w:tcPr>
+            <w:tcW w:w="915" w:type="dxa"/>
             <w:vMerge/>
             <w:tcMar>
               <w:top w:w="30" w:type="dxa"/>
@@ -4709,13 +6659,6 @@
         </w:tc>
       </w:tr>
     </w:tbl>
-    <w:p>
-      <w:pPr>
-        <w:rPr>
-          <w:lang w:val="tr-TR"/>
-        </w:rPr>
-      </w:pPr>
-    </w:p>
     <w:p>
       <w:pPr>
         <w:rPr>
@@ -6502,7 +8445,7 @@
 </file>
 
 <file path=customXml/itemProps1.xml><?xml version="1.0" encoding="utf-8"?>
-<ds:datastoreItem xmlns:ds="http://schemas.openxmlformats.org/officeDocument/2006/customXml" ds:itemID="{09810C3F-97E5-4E35-933B-C6E55A36F298}">
+<ds:datastoreItem xmlns:ds="http://schemas.openxmlformats.org/officeDocument/2006/customXml" ds:itemID="{0A855723-4238-446F-92D2-B93EB8F8EDEC}">
   <ds:schemaRefs>
     <ds:schemaRef ds:uri="http://schemas.openxmlformats.org/officeDocument/2006/bibliography"/>
   </ds:schemaRefs>
